--- a/医療機器DX台帳_管理者マニュアル.docx
+++ b/医療機器DX台帳_管理者マニュアル.docx
@@ -148,7 +148,7 @@
         <w:rPr>
           <w:sz w:val="20"/>
         </w:rPr>
-        <w:t>7. QRラベルの印刷</w:t>
+        <w:t>7. QRラベルと帳票の印刷</w:t>
       </w:r>
     </w:p>
     <w:p>
@@ -212,7 +212,7 @@
         <w:spacing w:before="240" w:after="80"/>
       </w:pPr>
       <w:r>
-        <w:t>1-1. 5つの画面</w:t>
+        <w:t>1-1. 7つの画面</w:t>
       </w:r>
     </w:p>
     <w:p>
@@ -818,6 +818,194 @@
           </w:p>
         </w:tc>
       </w:tr>
+      <w:tr>
+        <w:tc>
+          <w:tcPr>
+            <w:tcW w:type="dxa" w:w="1591"/>
+            <w:tcMar>
+              <w:top w:w="60" w:type="dxa"/>
+              <w:left w:w="100" w:type="dxa"/>
+              <w:bottom w:w="60" w:type="dxa"/>
+              <w:right w:w="100" w:type="dxa"/>
+            </w:tcMar>
+          </w:tcPr>
+          <w:p>
+            <w:pPr>
+              <w:spacing w:before="0" w:after="0"/>
+            </w:pPr>
+            <w:r/>
+            <w:r>
+              <w:rPr>
+                <w:sz w:val="18"/>
+              </w:rPr>
+              <w:t>📑 帳票</w:t>
+            </w:r>
+          </w:p>
+        </w:tc>
+        <w:tc>
+          <w:tcPr>
+            <w:tcW w:type="dxa" w:w="1404"/>
+            <w:tcMar>
+              <w:top w:w="60" w:type="dxa"/>
+              <w:left w:w="100" w:type="dxa"/>
+              <w:bottom w:w="60" w:type="dxa"/>
+              <w:right w:w="100" w:type="dxa"/>
+            </w:tcMar>
+          </w:tcPr>
+          <w:p>
+            <w:pPr>
+              <w:spacing w:before="0" w:after="0"/>
+            </w:pPr>
+            <w:r/>
+            <w:r>
+              <w:rPr>
+                <w:sz w:val="18"/>
+              </w:rPr>
+              <w:t>?p=report</w:t>
+            </w:r>
+          </w:p>
+        </w:tc>
+        <w:tc>
+          <w:tcPr>
+            <w:tcW w:type="dxa" w:w="1216"/>
+            <w:tcMar>
+              <w:top w:w="60" w:type="dxa"/>
+              <w:left w:w="100" w:type="dxa"/>
+              <w:bottom w:w="60" w:type="dxa"/>
+              <w:right w:w="100" w:type="dxa"/>
+            </w:tcMar>
+          </w:tcPr>
+          <w:p>
+            <w:pPr>
+              <w:spacing w:before="0" w:after="0"/>
+            </w:pPr>
+            <w:r/>
+            <w:r>
+              <w:rPr>
+                <w:sz w:val="18"/>
+              </w:rPr>
+              <w:t>管理</w:t>
+            </w:r>
+          </w:p>
+        </w:tc>
+        <w:tc>
+          <w:tcPr>
+            <w:tcW w:type="dxa" w:w="5147"/>
+            <w:tcMar>
+              <w:top w:w="60" w:type="dxa"/>
+              <w:left w:w="100" w:type="dxa"/>
+              <w:bottom w:w="60" w:type="dxa"/>
+              <w:right w:w="100" w:type="dxa"/>
+            </w:tcMar>
+          </w:tcPr>
+          <w:p>
+            <w:pPr>
+              <w:spacing w:before="0" w:after="0"/>
+            </w:pPr>
+            <w:r/>
+            <w:r>
+              <w:rPr>
+                <w:sz w:val="18"/>
+              </w:rPr>
+              <w:t>立入検査向けの保守点検計画と、保守点検・修理の記録を刷る</w:t>
+            </w:r>
+          </w:p>
+        </w:tc>
+      </w:tr>
+      <w:tr>
+        <w:tc>
+          <w:tcPr>
+            <w:tcW w:type="dxa" w:w="1591"/>
+            <w:tcMar>
+              <w:top w:w="60" w:type="dxa"/>
+              <w:left w:w="100" w:type="dxa"/>
+              <w:bottom w:w="60" w:type="dxa"/>
+              <w:right w:w="100" w:type="dxa"/>
+            </w:tcMar>
+          </w:tcPr>
+          <w:p>
+            <w:pPr>
+              <w:spacing w:before="0" w:after="0"/>
+            </w:pPr>
+            <w:r/>
+            <w:r>
+              <w:rPr>
+                <w:sz w:val="18"/>
+              </w:rPr>
+              <w:t>🛠 設定</w:t>
+            </w:r>
+          </w:p>
+        </w:tc>
+        <w:tc>
+          <w:tcPr>
+            <w:tcW w:type="dxa" w:w="1404"/>
+            <w:tcMar>
+              <w:top w:w="60" w:type="dxa"/>
+              <w:left w:w="100" w:type="dxa"/>
+              <w:bottom w:w="60" w:type="dxa"/>
+              <w:right w:w="100" w:type="dxa"/>
+            </w:tcMar>
+          </w:tcPr>
+          <w:p>
+            <w:pPr>
+              <w:spacing w:before="0" w:after="0"/>
+            </w:pPr>
+            <w:r/>
+            <w:r>
+              <w:rPr>
+                <w:sz w:val="18"/>
+              </w:rPr>
+              <w:t>?p=settings</w:t>
+            </w:r>
+          </w:p>
+        </w:tc>
+        <w:tc>
+          <w:tcPr>
+            <w:tcW w:type="dxa" w:w="1216"/>
+            <w:tcMar>
+              <w:top w:w="60" w:type="dxa"/>
+              <w:left w:w="100" w:type="dxa"/>
+              <w:bottom w:w="60" w:type="dxa"/>
+              <w:right w:w="100" w:type="dxa"/>
+            </w:tcMar>
+          </w:tcPr>
+          <w:p>
+            <w:pPr>
+              <w:spacing w:before="0" w:after="0"/>
+            </w:pPr>
+            <w:r/>
+            <w:r>
+              <w:rPr>
+                <w:sz w:val="18"/>
+              </w:rPr>
+              <w:t>管理</w:t>
+            </w:r>
+          </w:p>
+        </w:tc>
+        <w:tc>
+          <w:tcPr>
+            <w:tcW w:type="dxa" w:w="5147"/>
+            <w:tcMar>
+              <w:top w:w="60" w:type="dxa"/>
+              <w:left w:w="100" w:type="dxa"/>
+              <w:bottom w:w="60" w:type="dxa"/>
+              <w:right w:w="100" w:type="dxa"/>
+            </w:tcMar>
+          </w:tcPr>
+          <w:p>
+            <w:pPr>
+              <w:spacing w:before="0" w:after="0"/>
+            </w:pPr>
+            <w:r/>
+            <w:r>
+              <w:rPr>
+                <w:sz w:val="18"/>
+              </w:rPr>
+              <w:t>通知を受け取る人の入れ替え、通知の一時停止、テスト送信、点検画面のパスワードの変更</w:t>
+            </w:r>
+          </w:p>
+        </w:tc>
+      </w:tr>
     </w:tbl>
     <w:p>
       <w:pPr>
@@ -845,7 +1033,7 @@
           <w:color w:val="7B8A84"/>
           <w:sz w:val="18"/>
         </w:rPr>
-        <w:t>点検画面には、これとは別に Cloudflare 版のURLもあります。中身は同じで、カメラがその場で開くぶん現場では使いやすくなっています。現場にどちらのURLを配っているかは、QRラベルの刷り方とあわせて確認してください。管理系の4画面は上の表のURLだけです。</w:t>
+        <w:t>点検画面には、これとは別に Cloudflare 版のURLもあります。中身は同じで、カメラがその場で開くぶん現場では使いやすくなっています。現場にどちらのURLを配っているかは、QRラベルの刷り方とあわせて確認してください。管理系の画面は上の表のURLだけです。</w:t>
       </w:r>
     </w:p>
     <w:p>
@@ -6147,7 +6335,7 @@
               <w:rPr>
                 <w:sz w:val="18"/>
               </w:rPr>
-              <w:t>普段どこに置いてあるか</w:t>
+              <w:t>普段どこに置いてあるか。上で選んだ部署の保管場所でないと保存できない</w:t>
             </w:r>
           </w:p>
         </w:tc>
@@ -6622,6 +6810,19 @@
       <w:pPr>
         <w:spacing w:after="160"/>
       </w:pPr>
+    </w:p>
+    <w:p>
+      <w:pPr>
+        <w:spacing w:after="120"/>
+      </w:pPr>
+      <w:r>
+        <w:rPr>
+          <w:b/>
+          <w:color w:val="B03A30"/>
+          <w:sz w:val="20"/>
+        </w:rPr>
+        <w:t>保管場所はどこかの部署に属しています。機器の部署と、選んだ保管場所の部署が違うと「保管場所「○○」は「△△」の場所です」と出て保存できません。部署を合わせるか、その部署の保管場所を選び直してください。履歴画面の「移設」も同じように確かめます。</w:t>
+      </w:r>
     </w:p>
     <w:p>
       <w:pPr>
@@ -7461,99 +7662,6 @@
               <w:rPr>
                 <w:sz w:val="18"/>
               </w:rPr>
-              <w:t>権限</w:t>
-            </w:r>
-          </w:p>
-        </w:tc>
-        <w:tc>
-          <w:tcPr>
-            <w:tcW w:type="dxa" w:w="1872"/>
-            <w:tcMar>
-              <w:top w:w="60" w:type="dxa"/>
-              <w:left w:w="100" w:type="dxa"/>
-              <w:bottom w:w="60" w:type="dxa"/>
-              <w:right w:w="100" w:type="dxa"/>
-            </w:tcMar>
-          </w:tcPr>
-          <w:p>
-            <w:pPr>
-              <w:spacing w:before="0" w:after="0"/>
-            </w:pPr>
-            <w:r/>
-            <w:r>
-              <w:rPr>
-                <w:sz w:val="18"/>
-              </w:rPr>
-              <w:t>選択</w:t>
-            </w:r>
-          </w:p>
-        </w:tc>
-        <w:tc>
-          <w:tcPr>
-            <w:tcW w:type="dxa" w:w="655"/>
-            <w:tcMar>
-              <w:top w:w="60" w:type="dxa"/>
-              <w:left w:w="100" w:type="dxa"/>
-              <w:bottom w:w="60" w:type="dxa"/>
-              <w:right w:w="100" w:type="dxa"/>
-            </w:tcMar>
-          </w:tcPr>
-          <w:p>
-            <w:pPr>
-              <w:spacing w:before="0" w:after="0"/>
-            </w:pPr>
-            <w:r/>
-            <w:r>
-              <w:rPr>
-                <w:sz w:val="18"/>
-              </w:rPr>
-            </w:r>
-          </w:p>
-        </w:tc>
-        <w:tc>
-          <w:tcPr>
-            <w:tcW w:type="dxa" w:w="4959"/>
-            <w:tcMar>
-              <w:top w:w="60" w:type="dxa"/>
-              <w:left w:w="100" w:type="dxa"/>
-              <w:bottom w:w="60" w:type="dxa"/>
-              <w:right w:w="100" w:type="dxa"/>
-            </w:tcMar>
-          </w:tcPr>
-          <w:p>
-            <w:pPr>
-              <w:spacing w:before="0" w:after="0"/>
-            </w:pPr>
-            <w:r/>
-            <w:r>
-              <w:rPr>
-                <w:sz w:val="18"/>
-              </w:rPr>
-              <w:t>一般／管理者。記録用の列で、画面の出し分けには使っていない</w:t>
-            </w:r>
-          </w:p>
-        </w:tc>
-      </w:tr>
-      <w:tr>
-        <w:tc>
-          <w:tcPr>
-            <w:tcW w:type="dxa" w:w="1872"/>
-            <w:tcMar>
-              <w:top w:w="60" w:type="dxa"/>
-              <w:left w:w="100" w:type="dxa"/>
-              <w:bottom w:w="60" w:type="dxa"/>
-              <w:right w:w="100" w:type="dxa"/>
-            </w:tcMar>
-          </w:tcPr>
-          <w:p>
-            <w:pPr>
-              <w:spacing w:before="0" w:after="0"/>
-            </w:pPr>
-            <w:r/>
-            <w:r>
-              <w:rPr>
-                <w:sz w:val="18"/>
-              </w:rPr>
               <w:t>有効</w:t>
             </w:r>
           </w:p>
@@ -7732,11 +7840,10 @@
       </w:pPr>
       <w:r>
         <w:rPr>
-          <w:b/>
-          <w:color w:val="B03A30"/>
-          <w:sz w:val="20"/>
+          <w:color w:val="7B8A84"/>
+          <w:sz w:val="18"/>
         </w:rPr>
-        <w:t>画面の権限はパスワードで分けています。この「権限」列を管理者にしても、管理画面が開けるようになるわけではありません。</w:t>
+        <w:t>画面の入口はパスワードで分けているので、ユーザーごとの「権限」は持っていません（以前あった「権限」列はやめました）。人の情報（氏名・所属）はこのマスタだけに置きます。</w:t>
       </w:r>
     </w:p>
     <w:p>
@@ -8100,192 +8207,6 @@
               <w:rPr>
                 <w:sz w:val="18"/>
               </w:rPr>
-              <w:t>担当者１</w:t>
-            </w:r>
-          </w:p>
-        </w:tc>
-        <w:tc>
-          <w:tcPr>
-            <w:tcW w:type="dxa" w:w="1872"/>
-            <w:tcMar>
-              <w:top w:w="60" w:type="dxa"/>
-              <w:left w:w="100" w:type="dxa"/>
-              <w:bottom w:w="60" w:type="dxa"/>
-              <w:right w:w="100" w:type="dxa"/>
-            </w:tcMar>
-          </w:tcPr>
-          <w:p>
-            <w:pPr>
-              <w:spacing w:before="0" w:after="0"/>
-            </w:pPr>
-            <w:r/>
-            <w:r>
-              <w:rPr>
-                <w:sz w:val="18"/>
-              </w:rPr>
-              <w:t>自由入力</w:t>
-            </w:r>
-          </w:p>
-        </w:tc>
-        <w:tc>
-          <w:tcPr>
-            <w:tcW w:type="dxa" w:w="655"/>
-            <w:tcMar>
-              <w:top w:w="60" w:type="dxa"/>
-              <w:left w:w="100" w:type="dxa"/>
-              <w:bottom w:w="60" w:type="dxa"/>
-              <w:right w:w="100" w:type="dxa"/>
-            </w:tcMar>
-          </w:tcPr>
-          <w:p>
-            <w:pPr>
-              <w:spacing w:before="0" w:after="0"/>
-            </w:pPr>
-            <w:r/>
-            <w:r>
-              <w:rPr>
-                <w:sz w:val="18"/>
-              </w:rPr>
-            </w:r>
-          </w:p>
-        </w:tc>
-        <w:tc>
-          <w:tcPr>
-            <w:tcW w:type="dxa" w:w="4959"/>
-            <w:tcMar>
-              <w:top w:w="60" w:type="dxa"/>
-              <w:left w:w="100" w:type="dxa"/>
-              <w:bottom w:w="60" w:type="dxa"/>
-              <w:right w:w="100" w:type="dxa"/>
-            </w:tcMar>
-          </w:tcPr>
-          <w:p>
-            <w:pPr>
-              <w:spacing w:before="0" w:after="0"/>
-            </w:pPr>
-            <w:r/>
-            <w:r>
-              <w:rPr>
-                <w:sz w:val="18"/>
-              </w:rPr>
-              <w:t>機器の窓口。氏名を文字で入れる（ユーザーマスタとは繋がっていない）</w:t>
-            </w:r>
-          </w:p>
-        </w:tc>
-      </w:tr>
-      <w:tr>
-        <w:tc>
-          <w:tcPr>
-            <w:tcW w:type="dxa" w:w="1872"/>
-            <w:tcMar>
-              <w:top w:w="60" w:type="dxa"/>
-              <w:left w:w="100" w:type="dxa"/>
-              <w:bottom w:w="60" w:type="dxa"/>
-              <w:right w:w="100" w:type="dxa"/>
-            </w:tcMar>
-          </w:tcPr>
-          <w:p>
-            <w:pPr>
-              <w:spacing w:before="0" w:after="0"/>
-            </w:pPr>
-            <w:r/>
-            <w:r>
-              <w:rPr>
-                <w:sz w:val="18"/>
-              </w:rPr>
-              <w:t>担当者２</w:t>
-            </w:r>
-          </w:p>
-        </w:tc>
-        <w:tc>
-          <w:tcPr>
-            <w:tcW w:type="dxa" w:w="1872"/>
-            <w:tcMar>
-              <w:top w:w="60" w:type="dxa"/>
-              <w:left w:w="100" w:type="dxa"/>
-              <w:bottom w:w="60" w:type="dxa"/>
-              <w:right w:w="100" w:type="dxa"/>
-            </w:tcMar>
-          </w:tcPr>
-          <w:p>
-            <w:pPr>
-              <w:spacing w:before="0" w:after="0"/>
-            </w:pPr>
-            <w:r/>
-            <w:r>
-              <w:rPr>
-                <w:sz w:val="18"/>
-              </w:rPr>
-              <w:t>自由入力</w:t>
-            </w:r>
-          </w:p>
-        </w:tc>
-        <w:tc>
-          <w:tcPr>
-            <w:tcW w:type="dxa" w:w="655"/>
-            <w:tcMar>
-              <w:top w:w="60" w:type="dxa"/>
-              <w:left w:w="100" w:type="dxa"/>
-              <w:bottom w:w="60" w:type="dxa"/>
-              <w:right w:w="100" w:type="dxa"/>
-            </w:tcMar>
-          </w:tcPr>
-          <w:p>
-            <w:pPr>
-              <w:spacing w:before="0" w:after="0"/>
-            </w:pPr>
-            <w:r/>
-            <w:r>
-              <w:rPr>
-                <w:sz w:val="18"/>
-              </w:rPr>
-            </w:r>
-          </w:p>
-        </w:tc>
-        <w:tc>
-          <w:tcPr>
-            <w:tcW w:type="dxa" w:w="4959"/>
-            <w:tcMar>
-              <w:top w:w="60" w:type="dxa"/>
-              <w:left w:w="100" w:type="dxa"/>
-              <w:bottom w:w="60" w:type="dxa"/>
-              <w:right w:w="100" w:type="dxa"/>
-            </w:tcMar>
-          </w:tcPr>
-          <w:p>
-            <w:pPr>
-              <w:spacing w:before="0" w:after="0"/>
-            </w:pPr>
-            <w:r/>
-            <w:r>
-              <w:rPr>
-                <w:sz w:val="18"/>
-              </w:rPr>
-              <w:t>副担当</w:t>
-            </w:r>
-          </w:p>
-        </w:tc>
-      </w:tr>
-      <w:tr>
-        <w:tc>
-          <w:tcPr>
-            <w:tcW w:type="dxa" w:w="1872"/>
-            <w:tcMar>
-              <w:top w:w="60" w:type="dxa"/>
-              <w:left w:w="100" w:type="dxa"/>
-              <w:bottom w:w="60" w:type="dxa"/>
-              <w:right w:w="100" w:type="dxa"/>
-            </w:tcMar>
-          </w:tcPr>
-          <w:p>
-            <w:pPr>
-              <w:spacing w:before="0" w:after="0"/>
-            </w:pPr>
-            <w:r/>
-            <w:r>
-              <w:rPr>
-                <w:sz w:val="18"/>
-              </w:rPr>
               <w:t>表示順</w:t>
             </w:r>
           </w:p>
@@ -8561,6 +8482,18 @@
           <w:sz w:val="18"/>
         </w:rPr>
         <w:t>部署を統合・改称したときは、名前を直すだけで構いません。機器マスタ側の部署名は保存時に自動で貼り直されます。</w:t>
+      </w:r>
+    </w:p>
+    <w:p>
+      <w:pPr>
+        <w:spacing w:after="120"/>
+      </w:pPr>
+      <w:r>
+        <w:rPr>
+          <w:color w:val="7B8A84"/>
+          <w:sz w:val="18"/>
+        </w:rPr>
+        <w:t>部署の担当者はここには持ちません（以前の「担当者１・２」列はやめました）。同じ人を2か所に書くと、異動や改姓のたびにずれるためです。人の情報はユーザーマスタに置きます。</w:t>
       </w:r>
     </w:p>
     <w:p>
@@ -10874,7 +10807,7 @@
               <w:rPr>
                 <w:sz w:val="18"/>
               </w:rPr>
-              <w:t>該当すれば 〇。保守点検の計画立案が義務づけられる区分の目印</w:t>
+              <w:t>該当すれば 〇。保守点検の計画立案が義務づけられる区分の目印。帳票の「特定保守管理医療機器のみ」はこの印で絞る</w:t>
             </w:r>
           </w:p>
         </w:tc>
@@ -11563,6 +11496,18 @@
           <w:sz w:val="18"/>
         </w:rPr>
         <w:t>月をまたぐ計算は、はみ出した日を月末に丸めます（1月31日＋1か月 → 2月28日）。ExcelのEDATE関数と同じ動きです。</w:t>
+      </w:r>
+    </w:p>
+    <w:p>
+      <w:pPr>
+        <w:spacing w:after="120"/>
+      </w:pPr>
+      <w:r>
+        <w:rPr>
+          <w:color w:val="7B8A84"/>
+          <w:sz w:val="18"/>
+        </w:rPr>
+        <w:t>周期は帳票の「保守点検計画」の予定にも使われます。特定保守管理医療機器なのに周期が空の区分は、計画に予定が立たず「確認が必要な機器」に出ます。人工呼吸器・除細動器などは特に、周期を入れておいてください。</w:t>
       </w:r>
     </w:p>
     <w:p>
@@ -11937,7 +11882,7 @@
               <w:rPr>
                 <w:sz w:val="18"/>
               </w:rPr>
-              <w:t>参照（機器区分）</w:t>
+              <w:t>自動（見るだけ）</w:t>
             </w:r>
           </w:p>
         </w:tc>
@@ -11982,7 +11927,7 @@
               <w:rPr>
                 <w:sz w:val="18"/>
               </w:rPr>
-              <w:t>どの区分向けに作った表かのメモ。実際にどの表を使うかは機器区分マスタ側の「点検表ID」で決まる</w:t>
+              <w:t>この表を使っている機器区分。機器区分マスタで点検表を選ぶと自動で入る。ここでは変えられない</w:t>
             </w:r>
           </w:p>
         </w:tc>
@@ -12375,7 +12320,7 @@
           <w:color w:val="B03A30"/>
           <w:sz w:val="20"/>
         </w:rPr>
-        <w:t>点検表マスタの「機器区分ID」はメモ書きです。ここを設定しただけでは点検画面に表は出ません。機器区分マスタを開いて「点検表ID」にこの表を選んでください。</w:t>
+        <w:t>どの機器にどの点検表を使うかは、機器区分マスタの「点検表ID」で決まります。点検表を作ったら、機器区分マスタを開いて「点検表ID」にこの表を選んでください。点検表マスタの「機器区分ID」はそれに合わせて自動で入ります（エディタで syncCheckSheetCategory を実行すると、ずれていないか確かめて直せます）。</w:t>
       </w:r>
     </w:p>
     <w:p>
@@ -14059,7 +14004,7 @@
               <w:rPr>
                 <w:sz w:val="18"/>
               </w:rPr>
-              <w:t>自由入力</w:t>
+              <w:t>見るだけ</w:t>
             </w:r>
           </w:p>
         </w:tc>
@@ -14104,7 +14049,7 @@
               <w:rPr>
                 <w:sz w:val="18"/>
               </w:rPr>
-              <w:t>このアクションを登録したとき、機器のステータスをどう変えるか。空なら変えない</w:t>
+              <w:t>このアクションを登録したとき、機器のステータスがどう変わるかの説明。実際の動きはプログラムで決まっていて、画面では変えられない</w:t>
             </w:r>
           </w:p>
         </w:tc>
@@ -14152,7 +14097,7 @@
               <w:rPr>
                 <w:sz w:val="18"/>
               </w:rPr>
-              <w:t>自由入力</w:t>
+              <w:t>見るだけ</w:t>
             </w:r>
           </w:p>
         </w:tc>
@@ -14197,7 +14142,7 @@
               <w:rPr>
                 <w:sz w:val="18"/>
               </w:rPr>
-              <w:t>最終点検日を更新するかどうかの指定</w:t>
+              <w:t>最終点検日に効くかどうかの説明。同上</w:t>
             </w:r>
           </w:p>
         </w:tc>
@@ -16978,7 +16923,7 @@
               <w:rPr>
                 <w:sz w:val="18"/>
               </w:rPr>
-              <w:t>KPIカード4枚</w:t>
+              <w:t>KPIカード6枚</w:t>
             </w:r>
           </w:p>
         </w:tc>
@@ -17001,7 +16946,7 @@
               <w:rPr>
                 <w:sz w:val="18"/>
               </w:rPr>
-              <w:t>登録機器／点検期限切れ／故障中・修理中／点検記録なし。カードを押すとその条件で絞り込む</w:t>
+              <w:t>登録機器／⛔ 点検期限切れ／⚠️ 7日以内／🗓 期限が近い／故障中・修理中／点検記録なし。カードを押すとその条件で絞り込む。期限の3枚には「部署 n　業者 n」の内訳が出る</w:t>
             </w:r>
           </w:p>
         </w:tc>
@@ -17218,7 +17163,7 @@
               <w:rPr>
                 <w:sz w:val="18"/>
               </w:rPr>
-              <w:t>赤いセル</w:t>
+              <w:t>次回予定日の色</w:t>
             </w:r>
           </w:p>
         </w:tc>
@@ -17241,7 +17186,7 @@
               <w:rPr>
                 <w:sz w:val="18"/>
               </w:rPr>
-              <w:t>次回点検予定日が今日より前（期限切れ）</w:t>
+              <w:t>赤＝期限切れ、オレンジ＝7日以内、黄色＝期限が近い。「あと4日」「15日超過」も添えて出る</w:t>
             </w:r>
           </w:p>
         </w:tc>
@@ -17347,6 +17292,410 @@
       <w:pPr>
         <w:spacing w:after="160"/>
       </w:pPr>
+    </w:p>
+    <w:p>
+      <w:pPr>
+        <w:pStyle w:val="3"/>
+        <w:spacing w:before="200" w:after="60"/>
+      </w:pPr>
+      <w:r>
+        <w:t>「期限が近い」の決まり</w:t>
+      </w:r>
+    </w:p>
+    <w:p>
+      <w:pPr>
+        <w:spacing w:after="120"/>
+      </w:pPr>
+      <w:r>
+        <w:t>周期によって「近い」の幅を変えています。周期の4分の1くらい、最短7日・最長60日です。一律1か月前にすると、毎月点検の機器がいつ見ても「近い」になってしまうためです。</w:t>
+      </w:r>
+    </w:p>
+    <w:tbl>
+      <w:tblPr>
+        <w:tblW w:w="9360" w:type="dxa"/>
+        <w:tblBorders>
+          <w:top w:val="single" w:sz="4" w:space="0" w:color="D4DAD7"/>
+          <w:left w:val="single" w:sz="4" w:space="0" w:color="D4DAD7"/>
+          <w:bottom w:val="single" w:sz="4" w:space="0" w:color="D4DAD7"/>
+          <w:right w:val="single" w:sz="4" w:space="0" w:color="D4DAD7"/>
+          <w:insideH w:val="single" w:sz="2" w:space="0" w:color="E3EAE7"/>
+          <w:insideV w:val="single" w:sz="2" w:space="0" w:color="E3EAE7"/>
+        </w:tblBorders>
+        <w:tblLayout w:type="fixed"/>
+        <w:tblLook w:firstColumn="1" w:firstRow="1" w:lastColumn="0" w:lastRow="0" w:noHBand="0" w:noVBand="1" w:val="04A0"/>
+      </w:tblPr>
+      <w:tblGrid>
+        <w:gridCol w:w="2808"/>
+        <w:gridCol w:w="6552"/>
+      </w:tblGrid>
+      <w:tr>
+        <w:trPr>
+          <w:tblHeader/>
+        </w:trPr>
+        <w:tc>
+          <w:tcPr>
+            <w:tcW w:type="dxa" w:w="2808"/>
+            <w:shd w:val="clear" w:color="auto" w:fill="EDF6F3"/>
+            <w:tcMar>
+              <w:top w:w="60" w:type="dxa"/>
+              <w:left w:w="100" w:type="dxa"/>
+              <w:bottom w:w="60" w:type="dxa"/>
+              <w:right w:w="100" w:type="dxa"/>
+            </w:tcMar>
+          </w:tcPr>
+          <w:p>
+            <w:pPr>
+              <w:spacing w:before="0" w:after="0"/>
+            </w:pPr>
+            <w:r/>
+            <w:r>
+              <w:rPr>
+                <w:b/>
+                <w:sz w:val="18"/>
+              </w:rPr>
+              <w:t>周期</w:t>
+            </w:r>
+          </w:p>
+        </w:tc>
+        <w:tc>
+          <w:tcPr>
+            <w:tcW w:type="dxa" w:w="6551"/>
+            <w:shd w:val="clear" w:color="auto" w:fill="EDF6F3"/>
+            <w:tcMar>
+              <w:top w:w="60" w:type="dxa"/>
+              <w:left w:w="100" w:type="dxa"/>
+              <w:bottom w:w="60" w:type="dxa"/>
+              <w:right w:w="100" w:type="dxa"/>
+            </w:tcMar>
+          </w:tcPr>
+          <w:p>
+            <w:pPr>
+              <w:spacing w:before="0" w:after="0"/>
+            </w:pPr>
+            <w:r/>
+            <w:r>
+              <w:rPr>
+                <w:b/>
+                <w:sz w:val="18"/>
+              </w:rPr>
+              <w:t>「期限が近い」を出し始める時期</w:t>
+            </w:r>
+          </w:p>
+        </w:tc>
+      </w:tr>
+      <w:tr>
+        <w:tc>
+          <w:tcPr>
+            <w:tcW w:type="dxa" w:w="2808"/>
+            <w:tcMar>
+              <w:top w:w="60" w:type="dxa"/>
+              <w:left w:w="100" w:type="dxa"/>
+              <w:bottom w:w="60" w:type="dxa"/>
+              <w:right w:w="100" w:type="dxa"/>
+            </w:tcMar>
+          </w:tcPr>
+          <w:p>
+            <w:pPr>
+              <w:spacing w:before="0" w:after="0"/>
+            </w:pPr>
+            <w:r/>
+            <w:r>
+              <w:rPr>
+                <w:sz w:val="18"/>
+              </w:rPr>
+              <w:t>1か月</w:t>
+            </w:r>
+          </w:p>
+        </w:tc>
+        <w:tc>
+          <w:tcPr>
+            <w:tcW w:type="dxa" w:w="6551"/>
+            <w:tcMar>
+              <w:top w:w="60" w:type="dxa"/>
+              <w:left w:w="100" w:type="dxa"/>
+              <w:bottom w:w="60" w:type="dxa"/>
+              <w:right w:w="100" w:type="dxa"/>
+            </w:tcMar>
+          </w:tcPr>
+          <w:p>
+            <w:pPr>
+              <w:spacing w:before="0" w:after="0"/>
+            </w:pPr>
+            <w:r/>
+            <w:r>
+              <w:rPr>
+                <w:sz w:val="18"/>
+              </w:rPr>
+              <w:t>7日前</w:t>
+            </w:r>
+          </w:p>
+        </w:tc>
+      </w:tr>
+      <w:tr>
+        <w:tc>
+          <w:tcPr>
+            <w:tcW w:type="dxa" w:w="2808"/>
+            <w:tcMar>
+              <w:top w:w="60" w:type="dxa"/>
+              <w:left w:w="100" w:type="dxa"/>
+              <w:bottom w:w="60" w:type="dxa"/>
+              <w:right w:w="100" w:type="dxa"/>
+            </w:tcMar>
+          </w:tcPr>
+          <w:p>
+            <w:pPr>
+              <w:spacing w:before="0" w:after="0"/>
+            </w:pPr>
+            <w:r/>
+            <w:r>
+              <w:rPr>
+                <w:sz w:val="18"/>
+              </w:rPr>
+              <w:t>2か月</w:t>
+            </w:r>
+          </w:p>
+        </w:tc>
+        <w:tc>
+          <w:tcPr>
+            <w:tcW w:type="dxa" w:w="6551"/>
+            <w:tcMar>
+              <w:top w:w="60" w:type="dxa"/>
+              <w:left w:w="100" w:type="dxa"/>
+              <w:bottom w:w="60" w:type="dxa"/>
+              <w:right w:w="100" w:type="dxa"/>
+            </w:tcMar>
+          </w:tcPr>
+          <w:p>
+            <w:pPr>
+              <w:spacing w:before="0" w:after="0"/>
+            </w:pPr>
+            <w:r/>
+            <w:r>
+              <w:rPr>
+                <w:sz w:val="18"/>
+              </w:rPr>
+              <w:t>15日前</w:t>
+            </w:r>
+          </w:p>
+        </w:tc>
+      </w:tr>
+      <w:tr>
+        <w:tc>
+          <w:tcPr>
+            <w:tcW w:type="dxa" w:w="2808"/>
+            <w:tcMar>
+              <w:top w:w="60" w:type="dxa"/>
+              <w:left w:w="100" w:type="dxa"/>
+              <w:bottom w:w="60" w:type="dxa"/>
+              <w:right w:w="100" w:type="dxa"/>
+            </w:tcMar>
+          </w:tcPr>
+          <w:p>
+            <w:pPr>
+              <w:spacing w:before="0" w:after="0"/>
+            </w:pPr>
+            <w:r/>
+            <w:r>
+              <w:rPr>
+                <w:sz w:val="18"/>
+              </w:rPr>
+              <w:t>3か月</w:t>
+            </w:r>
+          </w:p>
+        </w:tc>
+        <w:tc>
+          <w:tcPr>
+            <w:tcW w:type="dxa" w:w="6551"/>
+            <w:tcMar>
+              <w:top w:w="60" w:type="dxa"/>
+              <w:left w:w="100" w:type="dxa"/>
+              <w:bottom w:w="60" w:type="dxa"/>
+              <w:right w:w="100" w:type="dxa"/>
+            </w:tcMar>
+          </w:tcPr>
+          <w:p>
+            <w:pPr>
+              <w:spacing w:before="0" w:after="0"/>
+            </w:pPr>
+            <w:r/>
+            <w:r>
+              <w:rPr>
+                <w:sz w:val="18"/>
+              </w:rPr>
+              <w:t>22日前</w:t>
+            </w:r>
+          </w:p>
+        </w:tc>
+      </w:tr>
+      <w:tr>
+        <w:tc>
+          <w:tcPr>
+            <w:tcW w:type="dxa" w:w="2808"/>
+            <w:tcMar>
+              <w:top w:w="60" w:type="dxa"/>
+              <w:left w:w="100" w:type="dxa"/>
+              <w:bottom w:w="60" w:type="dxa"/>
+              <w:right w:w="100" w:type="dxa"/>
+            </w:tcMar>
+          </w:tcPr>
+          <w:p>
+            <w:pPr>
+              <w:spacing w:before="0" w:after="0"/>
+            </w:pPr>
+            <w:r/>
+            <w:r>
+              <w:rPr>
+                <w:sz w:val="18"/>
+              </w:rPr>
+              <w:t>4か月</w:t>
+            </w:r>
+          </w:p>
+        </w:tc>
+        <w:tc>
+          <w:tcPr>
+            <w:tcW w:type="dxa" w:w="6551"/>
+            <w:tcMar>
+              <w:top w:w="60" w:type="dxa"/>
+              <w:left w:w="100" w:type="dxa"/>
+              <w:bottom w:w="60" w:type="dxa"/>
+              <w:right w:w="100" w:type="dxa"/>
+            </w:tcMar>
+          </w:tcPr>
+          <w:p>
+            <w:pPr>
+              <w:spacing w:before="0" w:after="0"/>
+            </w:pPr>
+            <w:r/>
+            <w:r>
+              <w:rPr>
+                <w:sz w:val="18"/>
+              </w:rPr>
+              <w:t>30日前</w:t>
+            </w:r>
+          </w:p>
+        </w:tc>
+      </w:tr>
+      <w:tr>
+        <w:tc>
+          <w:tcPr>
+            <w:tcW w:type="dxa" w:w="2808"/>
+            <w:tcMar>
+              <w:top w:w="60" w:type="dxa"/>
+              <w:left w:w="100" w:type="dxa"/>
+              <w:bottom w:w="60" w:type="dxa"/>
+              <w:right w:w="100" w:type="dxa"/>
+            </w:tcMar>
+          </w:tcPr>
+          <w:p>
+            <w:pPr>
+              <w:spacing w:before="0" w:after="0"/>
+            </w:pPr>
+            <w:r/>
+            <w:r>
+              <w:rPr>
+                <w:sz w:val="18"/>
+              </w:rPr>
+              <w:t>6か月</w:t>
+            </w:r>
+          </w:p>
+        </w:tc>
+        <w:tc>
+          <w:tcPr>
+            <w:tcW w:type="dxa" w:w="6551"/>
+            <w:tcMar>
+              <w:top w:w="60" w:type="dxa"/>
+              <w:left w:w="100" w:type="dxa"/>
+              <w:bottom w:w="60" w:type="dxa"/>
+              <w:right w:w="100" w:type="dxa"/>
+            </w:tcMar>
+          </w:tcPr>
+          <w:p>
+            <w:pPr>
+              <w:spacing w:before="0" w:after="0"/>
+            </w:pPr>
+            <w:r/>
+            <w:r>
+              <w:rPr>
+                <w:sz w:val="18"/>
+              </w:rPr>
+              <w:t>45日前</w:t>
+            </w:r>
+          </w:p>
+        </w:tc>
+      </w:tr>
+      <w:tr>
+        <w:tc>
+          <w:tcPr>
+            <w:tcW w:type="dxa" w:w="2808"/>
+            <w:tcMar>
+              <w:top w:w="60" w:type="dxa"/>
+              <w:left w:w="100" w:type="dxa"/>
+              <w:bottom w:w="60" w:type="dxa"/>
+              <w:right w:w="100" w:type="dxa"/>
+            </w:tcMar>
+          </w:tcPr>
+          <w:p>
+            <w:pPr>
+              <w:spacing w:before="0" w:after="0"/>
+            </w:pPr>
+            <w:r/>
+            <w:r>
+              <w:rPr>
+                <w:sz w:val="18"/>
+              </w:rPr>
+              <w:t>12か月以上</w:t>
+            </w:r>
+          </w:p>
+        </w:tc>
+        <w:tc>
+          <w:tcPr>
+            <w:tcW w:type="dxa" w:w="6551"/>
+            <w:tcMar>
+              <w:top w:w="60" w:type="dxa"/>
+              <w:left w:w="100" w:type="dxa"/>
+              <w:bottom w:w="60" w:type="dxa"/>
+              <w:right w:w="100" w:type="dxa"/>
+            </w:tcMar>
+          </w:tcPr>
+          <w:p>
+            <w:pPr>
+              <w:spacing w:before="0" w:after="0"/>
+            </w:pPr>
+            <w:r/>
+            <w:r>
+              <w:rPr>
+                <w:sz w:val="18"/>
+              </w:rPr>
+              <w:t>60日前</w:t>
+            </w:r>
+          </w:p>
+        </w:tc>
+      </w:tr>
+    </w:tbl>
+    <w:p>
+      <w:pPr>
+        <w:spacing w:after="160"/>
+      </w:pPr>
+    </w:p>
+    <w:p>
+      <w:pPr>
+        <w:spacing w:after="120"/>
+      </w:pPr>
+      <w:r>
+        <w:t>7日以内（オレンジ）は、周期に関係なく今日から7日以内のものです。業者点検は日程の調整に時間がかかるので、黄色のうちに業者へ連絡しておくと間に合います。</w:t>
+      </w:r>
+    </w:p>
+    <w:p>
+      <w:pPr>
+        <w:spacing w:after="120"/>
+      </w:pPr>
+      <w:r>
+        <w:rPr>
+          <w:color w:val="7B8A84"/>
+          <w:sz w:val="18"/>
+        </w:rPr>
+        <w:t>同じ決まりで、現場の点検画面の上にも「🗓 点検の期限」が出ています（部署点検だけ）。現場が自分たちで期限の近い機器を探して点検できるようにするためです。日数を変えたいときは IT担当へ（due.gs の設定1か所で、台帳と点検画面の両方が変わります）。</w:t>
+      </w:r>
     </w:p>
     <w:p>
       <w:pPr>
@@ -17832,7 +18181,16 @@
         <w:spacing w:before="320" w:after="120"/>
       </w:pPr>
       <w:r>
-        <w:t>7. QRラベルの印刷</w:t>
+        <w:t>7. QRラベルと帳票の印刷</w:t>
+      </w:r>
+    </w:p>
+    <w:p>
+      <w:pPr>
+        <w:pStyle w:val="2"/>
+        <w:spacing w:before="240" w:after="80"/>
+      </w:pPr>
+      <w:r>
+        <w:t>7-1. 🏷 QRラベル</w:t>
       </w:r>
     </w:p>
     <w:p>
@@ -18104,22 +18462,267 @@
     </w:p>
     <w:p>
       <w:pPr>
-        <w:pStyle w:val="1"/>
-        <w:pageBreakBefore/>
-        <w:spacing w:before="320" w:after="120"/>
-      </w:pPr>
-      <w:r>
-        <w:t>8. 日常の運用</w:t>
-      </w:r>
-    </w:p>
-    <w:p>
-      <w:pPr>
         <w:pStyle w:val="2"/>
         <w:spacing w:before="240" w:after="80"/>
       </w:pPr>
       <w:r>
-        <w:t>8-1. 機器を1台増やすとき</w:t>
+        <w:t>7-2. 📑 立入検査向けの帳票</w:t>
       </w:r>
+    </w:p>
+    <w:p>
+      <w:pPr>
+        <w:spacing w:after="120"/>
+      </w:pPr>
+      <w:r>
+        <w:t>医療法で求められる「保守点検計画」と「保守点検・修理の記録」を、台帳と履歴から作って印刷します。保健所の立入検査で「見せてください」と言われたときに出す書類です。この画面は読むだけなので、何度作っても台帳や履歴は変わりません。</w:t>
+      </w:r>
+    </w:p>
+    <w:tbl>
+      <w:tblPr>
+        <w:tblW w:w="9360" w:type="dxa"/>
+        <w:tblBorders>
+          <w:top w:val="single" w:sz="4" w:space="0" w:color="D4DAD7"/>
+          <w:left w:val="single" w:sz="4" w:space="0" w:color="D4DAD7"/>
+          <w:bottom w:val="single" w:sz="4" w:space="0" w:color="D4DAD7"/>
+          <w:right w:val="single" w:sz="4" w:space="0" w:color="D4DAD7"/>
+          <w:insideH w:val="single" w:sz="2" w:space="0" w:color="E3EAE7"/>
+          <w:insideV w:val="single" w:sz="2" w:space="0" w:color="E3EAE7"/>
+        </w:tblBorders>
+        <w:tblLayout w:type="fixed"/>
+        <w:tblLook w:firstColumn="1" w:firstRow="1" w:lastColumn="0" w:lastRow="0" w:noHBand="0" w:noVBand="1" w:val="04A0"/>
+      </w:tblPr>
+      <w:tblGrid>
+        <w:gridCol w:w="2246"/>
+        <w:gridCol w:w="5803"/>
+        <w:gridCol w:w="1310"/>
+      </w:tblGrid>
+      <w:tr>
+        <w:trPr>
+          <w:tblHeader/>
+        </w:trPr>
+        <w:tc>
+          <w:tcPr>
+            <w:tcW w:type="dxa" w:w="2246"/>
+            <w:shd w:val="clear" w:color="auto" w:fill="EDF6F3"/>
+            <w:tcMar>
+              <w:top w:w="60" w:type="dxa"/>
+              <w:left w:w="100" w:type="dxa"/>
+              <w:bottom w:w="60" w:type="dxa"/>
+              <w:right w:w="100" w:type="dxa"/>
+            </w:tcMar>
+          </w:tcPr>
+          <w:p>
+            <w:pPr>
+              <w:spacing w:before="0" w:after="0"/>
+            </w:pPr>
+            <w:r/>
+            <w:r>
+              <w:rPr>
+                <w:b/>
+                <w:sz w:val="18"/>
+              </w:rPr>
+              <w:t>帳票</w:t>
+            </w:r>
+          </w:p>
+        </w:tc>
+        <w:tc>
+          <w:tcPr>
+            <w:tcW w:type="dxa" w:w="5802"/>
+            <w:shd w:val="clear" w:color="auto" w:fill="EDF6F3"/>
+            <w:tcMar>
+              <w:top w:w="60" w:type="dxa"/>
+              <w:left w:w="100" w:type="dxa"/>
+              <w:bottom w:w="60" w:type="dxa"/>
+              <w:right w:w="100" w:type="dxa"/>
+            </w:tcMar>
+          </w:tcPr>
+          <w:p>
+            <w:pPr>
+              <w:spacing w:before="0" w:after="0"/>
+            </w:pPr>
+            <w:r/>
+            <w:r>
+              <w:rPr>
+                <w:b/>
+                <w:sz w:val="18"/>
+              </w:rPr>
+              <w:t>何が載るか</w:t>
+            </w:r>
+          </w:p>
+        </w:tc>
+        <w:tc>
+          <w:tcPr>
+            <w:tcW w:type="dxa" w:w="1310"/>
+            <w:shd w:val="clear" w:color="auto" w:fill="EDF6F3"/>
+            <w:tcMar>
+              <w:top w:w="60" w:type="dxa"/>
+              <w:left w:w="100" w:type="dxa"/>
+              <w:bottom w:w="60" w:type="dxa"/>
+              <w:right w:w="100" w:type="dxa"/>
+            </w:tcMar>
+          </w:tcPr>
+          <w:p>
+            <w:pPr>
+              <w:spacing w:before="0" w:after="0"/>
+            </w:pPr>
+            <w:r/>
+            <w:r>
+              <w:rPr>
+                <w:b/>
+                <w:sz w:val="18"/>
+              </w:rPr>
+              <w:t>用紙</w:t>
+            </w:r>
+          </w:p>
+        </w:tc>
+      </w:tr>
+      <w:tr>
+        <w:tc>
+          <w:tcPr>
+            <w:tcW w:type="dxa" w:w="2246"/>
+            <w:tcMar>
+              <w:top w:w="60" w:type="dxa"/>
+              <w:left w:w="100" w:type="dxa"/>
+              <w:bottom w:w="60" w:type="dxa"/>
+              <w:right w:w="100" w:type="dxa"/>
+            </w:tcMar>
+          </w:tcPr>
+          <w:p>
+            <w:pPr>
+              <w:spacing w:before="0" w:after="0"/>
+            </w:pPr>
+            <w:r/>
+            <w:r>
+              <w:rPr>
+                <w:sz w:val="18"/>
+              </w:rPr>
+              <w:t>🗓 保守点検計画</w:t>
+            </w:r>
+          </w:p>
+        </w:tc>
+        <w:tc>
+          <w:tcPr>
+            <w:tcW w:type="dxa" w:w="5802"/>
+            <w:tcMar>
+              <w:top w:w="60" w:type="dxa"/>
+              <w:left w:w="100" w:type="dxa"/>
+              <w:bottom w:w="60" w:type="dxa"/>
+              <w:right w:w="100" w:type="dxa"/>
+            </w:tcMar>
+          </w:tcPr>
+          <w:p>
+            <w:pPr>
+              <w:spacing w:before="0" w:after="0"/>
+            </w:pPr>
+            <w:r/>
+            <w:r>
+              <w:rPr>
+                <w:sz w:val="18"/>
+              </w:rPr>
+              <w:t>年度ごと。機器名・メーカー・型番・製造番号・使用開始日と、部署点検・業者点検の周期、4月〜3月の予定と実績</w:t>
+            </w:r>
+          </w:p>
+        </w:tc>
+        <w:tc>
+          <w:tcPr>
+            <w:tcW w:type="dxa" w:w="1310"/>
+            <w:tcMar>
+              <w:top w:w="60" w:type="dxa"/>
+              <w:left w:w="100" w:type="dxa"/>
+              <w:bottom w:w="60" w:type="dxa"/>
+              <w:right w:w="100" w:type="dxa"/>
+            </w:tcMar>
+          </w:tcPr>
+          <w:p>
+            <w:pPr>
+              <w:spacing w:before="0" w:after="0"/>
+            </w:pPr>
+            <w:r/>
+            <w:r>
+              <w:rPr>
+                <w:sz w:val="18"/>
+              </w:rPr>
+              <w:t>A4横</w:t>
+            </w:r>
+          </w:p>
+        </w:tc>
+      </w:tr>
+      <w:tr>
+        <w:tc>
+          <w:tcPr>
+            <w:tcW w:type="dxa" w:w="2246"/>
+            <w:tcMar>
+              <w:top w:w="60" w:type="dxa"/>
+              <w:left w:w="100" w:type="dxa"/>
+              <w:bottom w:w="60" w:type="dxa"/>
+              <w:right w:w="100" w:type="dxa"/>
+            </w:tcMar>
+          </w:tcPr>
+          <w:p>
+            <w:pPr>
+              <w:spacing w:before="0" w:after="0"/>
+            </w:pPr>
+            <w:r/>
+            <w:r>
+              <w:rPr>
+                <w:sz w:val="18"/>
+              </w:rPr>
+              <w:t>📝 保守点検・修理の記録</w:t>
+            </w:r>
+          </w:p>
+        </w:tc>
+        <w:tc>
+          <w:tcPr>
+            <w:tcW w:type="dxa" w:w="5802"/>
+            <w:tcMar>
+              <w:top w:w="60" w:type="dxa"/>
+              <w:left w:w="100" w:type="dxa"/>
+              <w:bottom w:w="60" w:type="dxa"/>
+              <w:right w:w="100" w:type="dxa"/>
+            </w:tcMar>
+          </w:tcPr>
+          <w:p>
+            <w:pPr>
+              <w:spacing w:before="0" w:after="0"/>
+            </w:pPr>
+            <w:r/>
+            <w:r>
+              <w:rPr>
+                <w:sz w:val="18"/>
+              </w:rPr>
+              <w:t>期間ごと。機器ごとに、点検した日・中身・判定・実施者と、故障報告・修理に出した日・戻った日とその内容</w:t>
+            </w:r>
+          </w:p>
+        </w:tc>
+        <w:tc>
+          <w:tcPr>
+            <w:tcW w:type="dxa" w:w="1310"/>
+            <w:tcMar>
+              <w:top w:w="60" w:type="dxa"/>
+              <w:left w:w="100" w:type="dxa"/>
+              <w:bottom w:w="60" w:type="dxa"/>
+              <w:right w:w="100" w:type="dxa"/>
+            </w:tcMar>
+          </w:tcPr>
+          <w:p>
+            <w:pPr>
+              <w:spacing w:before="0" w:after="0"/>
+            </w:pPr>
+            <w:r/>
+            <w:r>
+              <w:rPr>
+                <w:sz w:val="18"/>
+              </w:rPr>
+              <w:t>A4縦</w:t>
+            </w:r>
+          </w:p>
+        </w:tc>
+      </w:tr>
+    </w:tbl>
+    <w:p>
+      <w:pPr>
+        <w:spacing w:after="160"/>
+      </w:pPr>
     </w:p>
     <w:p>
       <w:pPr>
@@ -18131,7 +18734,7 @@
         <w:spacing w:after="80"/>
       </w:pPr>
       <w:r>
-        <w:t>メーカー・保管場所が未登録ならそちらを先に登録する。</w:t>
+        <w:t>ナビの「📑 帳票」を開き、作る帳票を選ぶ。</w:t>
       </w:r>
     </w:p>
     <w:p>
@@ -18144,7 +18747,7 @@
         <w:spacing w:after="80"/>
       </w:pPr>
       <w:r>
-        <w:t>機器区分を確認する。似た区分が無ければ新しく作り、点検表と周期を設定する。</w:t>
+        <w:t>計画なら年度、記録なら期間を選ぶ。対象はふだん「特定保守管理医療機器のみ」でよい。部署ごとに分けて刷りたいときは部署で絞る。</w:t>
       </w:r>
     </w:p>
     <w:p>
@@ -18157,7 +18760,7 @@
         <w:spacing w:after="80"/>
       </w:pPr>
       <w:r>
-        <w:t>機器タブで「✨ 新規追加」。同型機があるなら、その行を「📄 複製」すると早い。</w:t>
+        <w:t>初回だけ、施設名・医療機器安全管理責任者・「システムで記録し始めた月」を入れる。ブラウザが覚えるので、次からは入っている。</w:t>
       </w:r>
     </w:p>
     <w:p>
@@ -18170,7 +18773,7 @@
         <w:spacing w:after="80"/>
       </w:pPr>
       <w:r>
-        <w:t>登録者と導入日を入れて保存。導入の履歴が自動で残る。</w:t>
+        <w:t>「📄 作成」を押す。台数が多いと数十秒かかる。</w:t>
       </w:r>
     </w:p>
     <w:p>
@@ -18183,7 +18786,304 @@
         <w:spacing w:after="80"/>
       </w:pPr>
       <w:r>
-        <w:t>📎 から取説を入れ、代表写真を1枚貼る。</w:t>
+        <w:t>画面で中身を確かめてから「🖨 印刷」。用紙の向きは帳票に合わせて自動で切り替わる。</w:t>
+      </w:r>
+    </w:p>
+    <w:p>
+      <w:pPr>
+        <w:pStyle w:val="3"/>
+        <w:spacing w:before="200" w:after="60"/>
+      </w:pPr>
+      <w:r>
+        <w:t>計画の記号の読み方</w:t>
+      </w:r>
+    </w:p>
+    <w:tbl>
+      <w:tblPr>
+        <w:tblW w:w="9360" w:type="dxa"/>
+        <w:tblBorders>
+          <w:top w:val="single" w:sz="4" w:space="0" w:color="D4DAD7"/>
+          <w:left w:val="single" w:sz="4" w:space="0" w:color="D4DAD7"/>
+          <w:bottom w:val="single" w:sz="4" w:space="0" w:color="D4DAD7"/>
+          <w:right w:val="single" w:sz="4" w:space="0" w:color="D4DAD7"/>
+          <w:insideH w:val="single" w:sz="2" w:space="0" w:color="E3EAE7"/>
+          <w:insideV w:val="single" w:sz="2" w:space="0" w:color="E3EAE7"/>
+        </w:tblBorders>
+        <w:tblLayout w:type="fixed"/>
+        <w:tblLook w:firstColumn="1" w:firstRow="1" w:lastColumn="0" w:lastRow="0" w:noHBand="0" w:noVBand="1" w:val="04A0"/>
+      </w:tblPr>
+      <w:tblGrid>
+        <w:gridCol w:w="1684"/>
+        <w:gridCol w:w="7675"/>
+      </w:tblGrid>
+      <w:tr>
+        <w:trPr>
+          <w:tblHeader/>
+        </w:trPr>
+        <w:tc>
+          <w:tcPr>
+            <w:tcW w:type="dxa" w:w="1684"/>
+            <w:shd w:val="clear" w:color="auto" w:fill="EDF6F3"/>
+            <w:tcMar>
+              <w:top w:w="60" w:type="dxa"/>
+              <w:left w:w="100" w:type="dxa"/>
+              <w:bottom w:w="60" w:type="dxa"/>
+              <w:right w:w="100" w:type="dxa"/>
+            </w:tcMar>
+          </w:tcPr>
+          <w:p>
+            <w:pPr>
+              <w:spacing w:before="0" w:after="0"/>
+            </w:pPr>
+            <w:r/>
+            <w:r>
+              <w:rPr>
+                <w:b/>
+                <w:sz w:val="18"/>
+              </w:rPr>
+              <w:t>記号</w:t>
+            </w:r>
+          </w:p>
+        </w:tc>
+        <w:tc>
+          <w:tcPr>
+            <w:tcW w:type="dxa" w:w="7674"/>
+            <w:shd w:val="clear" w:color="auto" w:fill="EDF6F3"/>
+            <w:tcMar>
+              <w:top w:w="60" w:type="dxa"/>
+              <w:left w:w="100" w:type="dxa"/>
+              <w:bottom w:w="60" w:type="dxa"/>
+              <w:right w:w="100" w:type="dxa"/>
+            </w:tcMar>
+          </w:tcPr>
+          <w:p>
+            <w:pPr>
+              <w:spacing w:before="0" w:after="0"/>
+            </w:pPr>
+            <w:r/>
+            <w:r>
+              <w:rPr>
+                <w:b/>
+                <w:sz w:val="18"/>
+              </w:rPr>
+              <w:t>意味</w:t>
+            </w:r>
+          </w:p>
+        </w:tc>
+      </w:tr>
+      <w:tr>
+        <w:tc>
+          <w:tcPr>
+            <w:tcW w:type="dxa" w:w="1684"/>
+            <w:tcMar>
+              <w:top w:w="60" w:type="dxa"/>
+              <w:left w:w="100" w:type="dxa"/>
+              <w:bottom w:w="60" w:type="dxa"/>
+              <w:right w:w="100" w:type="dxa"/>
+            </w:tcMar>
+          </w:tcPr>
+          <w:p>
+            <w:pPr>
+              <w:spacing w:before="0" w:after="0"/>
+            </w:pPr>
+            <w:r/>
+            <w:r>
+              <w:rPr>
+                <w:sz w:val="18"/>
+              </w:rPr>
+              <w:t>○</w:t>
+            </w:r>
+          </w:p>
+        </w:tc>
+        <w:tc>
+          <w:tcPr>
+            <w:tcW w:type="dxa" w:w="7674"/>
+            <w:tcMar>
+              <w:top w:w="60" w:type="dxa"/>
+              <w:left w:w="100" w:type="dxa"/>
+              <w:bottom w:w="60" w:type="dxa"/>
+              <w:right w:w="100" w:type="dxa"/>
+            </w:tcMar>
+          </w:tcPr>
+          <w:p>
+            <w:pPr>
+              <w:spacing w:before="0" w:after="0"/>
+            </w:pPr>
+            <w:r/>
+            <w:r>
+              <w:rPr>
+                <w:sz w:val="18"/>
+              </w:rPr>
+              <w:t>この月に点検する予定</w:t>
+            </w:r>
+          </w:p>
+        </w:tc>
+      </w:tr>
+      <w:tr>
+        <w:tc>
+          <w:tcPr>
+            <w:tcW w:type="dxa" w:w="1684"/>
+            <w:tcMar>
+              <w:top w:w="60" w:type="dxa"/>
+              <w:left w:w="100" w:type="dxa"/>
+              <w:bottom w:w="60" w:type="dxa"/>
+              <w:right w:w="100" w:type="dxa"/>
+            </w:tcMar>
+          </w:tcPr>
+          <w:p>
+            <w:pPr>
+              <w:spacing w:before="0" w:after="0"/>
+            </w:pPr>
+            <w:r/>
+            <w:r>
+              <w:rPr>
+                <w:sz w:val="18"/>
+              </w:rPr>
+              <w:t>●</w:t>
+            </w:r>
+          </w:p>
+        </w:tc>
+        <w:tc>
+          <w:tcPr>
+            <w:tcW w:type="dxa" w:w="7674"/>
+            <w:tcMar>
+              <w:top w:w="60" w:type="dxa"/>
+              <w:left w:w="100" w:type="dxa"/>
+              <w:bottom w:w="60" w:type="dxa"/>
+              <w:right w:w="100" w:type="dxa"/>
+            </w:tcMar>
+          </w:tcPr>
+          <w:p>
+            <w:pPr>
+              <w:spacing w:before="0" w:after="0"/>
+            </w:pPr>
+            <w:r/>
+            <w:r>
+              <w:rPr>
+                <w:sz w:val="18"/>
+              </w:rPr>
+              <w:t>この月に点検した（予定外の月でも●）</w:t>
+            </w:r>
+          </w:p>
+        </w:tc>
+      </w:tr>
+      <w:tr>
+        <w:tc>
+          <w:tcPr>
+            <w:tcW w:type="dxa" w:w="1684"/>
+            <w:tcMar>
+              <w:top w:w="60" w:type="dxa"/>
+              <w:left w:w="100" w:type="dxa"/>
+              <w:bottom w:w="60" w:type="dxa"/>
+              <w:right w:w="100" w:type="dxa"/>
+            </w:tcMar>
+          </w:tcPr>
+          <w:p>
+            <w:pPr>
+              <w:spacing w:before="0" w:after="0"/>
+            </w:pPr>
+            <w:r/>
+            <w:r>
+              <w:rPr>
+                <w:sz w:val="18"/>
+              </w:rPr>
+              <w:t>✕（赤）</w:t>
+            </w:r>
+          </w:p>
+        </w:tc>
+        <w:tc>
+          <w:tcPr>
+            <w:tcW w:type="dxa" w:w="7674"/>
+            <w:tcMar>
+              <w:top w:w="60" w:type="dxa"/>
+              <w:left w:w="100" w:type="dxa"/>
+              <w:bottom w:w="60" w:type="dxa"/>
+              <w:right w:w="100" w:type="dxa"/>
+            </w:tcMar>
+          </w:tcPr>
+          <w:p>
+            <w:pPr>
+              <w:spacing w:before="0" w:after="0"/>
+            </w:pPr>
+            <w:r/>
+            <w:r>
+              <w:rPr>
+                <w:sz w:val="18"/>
+              </w:rPr>
+              <w:t>予定の月が過ぎたのに、点検の記録が無い</w:t>
+            </w:r>
+          </w:p>
+        </w:tc>
+      </w:tr>
+      <w:tr>
+        <w:tc>
+          <w:tcPr>
+            <w:tcW w:type="dxa" w:w="1684"/>
+            <w:tcMar>
+              <w:top w:w="60" w:type="dxa"/>
+              <w:left w:w="100" w:type="dxa"/>
+              <w:bottom w:w="60" w:type="dxa"/>
+              <w:right w:w="100" w:type="dxa"/>
+            </w:tcMar>
+          </w:tcPr>
+          <w:p>
+            <w:pPr>
+              <w:spacing w:before="0" w:after="0"/>
+            </w:pPr>
+            <w:r/>
+            <w:r>
+              <w:rPr>
+                <w:sz w:val="18"/>
+              </w:rPr>
+              <w:t>○（灰色）</w:t>
+            </w:r>
+          </w:p>
+        </w:tc>
+        <w:tc>
+          <w:tcPr>
+            <w:tcW w:type="dxa" w:w="7674"/>
+            <w:tcMar>
+              <w:top w:w="60" w:type="dxa"/>
+              <w:left w:w="100" w:type="dxa"/>
+              <w:bottom w:w="60" w:type="dxa"/>
+              <w:right w:w="100" w:type="dxa"/>
+            </w:tcMar>
+          </w:tcPr>
+          <w:p>
+            <w:pPr>
+              <w:spacing w:before="0" w:after="0"/>
+            </w:pPr>
+            <w:r/>
+            <w:r>
+              <w:rPr>
+                <w:sz w:val="18"/>
+              </w:rPr>
+              <w:t>システムで記録し始める前の予定。紙の点検記録を見る期間なので ✕ にしない</w:t>
+            </w:r>
+          </w:p>
+        </w:tc>
+      </w:tr>
+    </w:tbl>
+    <w:p>
+      <w:pPr>
+        <w:spacing w:after="160"/>
+      </w:pPr>
+    </w:p>
+    <w:p>
+      <w:pPr>
+        <w:spacing w:after="120"/>
+      </w:pPr>
+      <w:r>
+        <w:t>予定は、機器区分マスタの周期から自動で立てています。起点は、前の年度の最後の点検日です（無ければ使用開始日）。</w:t>
+      </w:r>
+    </w:p>
+    <w:p>
+      <w:pPr>
+        <w:pStyle w:val="3"/>
+        <w:spacing w:before="200" w:after="60"/>
+      </w:pPr>
+      <w:r>
+        <w:t>作る前に見ておくところ</w:t>
       </w:r>
     </w:p>
     <w:p>
@@ -18191,12 +19091,60 @@
         <w:pStyle w:val="a4"/>
         <w:numPr>
           <w:ilvl w:val="0"/>
-          <w:numId w:val="7"/>
+          <w:numId w:val="2"/>
         </w:numPr>
         <w:spacing w:after="80"/>
       </w:pPr>
       <w:r>
-        <w:t>QRラベル画面でその機器を絞り込んで印刷し、機器に貼る。</w:t>
+        <w:t>計画の下に出る「⚠️ 確認が必要な機器」。周期が入っていない区分、使用開始日・メーカー・型番が空の機器が並ぶ。立入検査の前に埋めておく</w:t>
+      </w:r>
+    </w:p>
+    <w:p>
+      <w:pPr>
+        <w:pStyle w:val="a4"/>
+        <w:numPr>
+          <w:ilvl w:val="0"/>
+          <w:numId w:val="2"/>
+        </w:numPr>
+        <w:spacing w:after="80"/>
+      </w:pPr>
+      <w:r>
+        <w:t>記録の頭に出る「期間内に記録の無い機器 ○台」。点検が抜けている機器の数</w:t>
+      </w:r>
+    </w:p>
+    <w:p>
+      <w:pPr>
+        <w:pStyle w:val="a4"/>
+        <w:numPr>
+          <w:ilvl w:val="0"/>
+          <w:numId w:val="2"/>
+        </w:numPr>
+        <w:spacing w:after="80"/>
+      </w:pPr>
+      <w:r>
+        <w:t>業者点検や修理は、実施した業者名を対応内容か備考に書いておく。帳票の担当者欄は、システムに登録した職員の名前になるため</w:t>
+      </w:r>
+    </w:p>
+    <w:p>
+      <w:pPr>
+        <w:spacing w:after="120"/>
+      </w:pPr>
+      <w:r>
+        <w:rPr>
+          <w:color w:val="7B8A84"/>
+          <w:sz w:val="18"/>
+        </w:rPr>
+        <w:t>計画は年度初めに一度刷り、医療機器安全管理責任者の確認印をもらって保管してください。年度の途中で周期を変えると、画面の計画はその時点の周期で引き直されるためです。書式は法令で決まった様式ではありません。保健所の指導内容とあわせて使ってください。</w:t>
+      </w:r>
+    </w:p>
+    <w:p>
+      <w:pPr>
+        <w:pStyle w:val="1"/>
+        <w:pageBreakBefore/>
+        <w:spacing w:before="320" w:after="120"/>
+      </w:pPr>
+      <w:r>
+        <w:t>8. 日常の運用</w:t>
       </w:r>
     </w:p>
     <w:p>
@@ -18205,7 +19153,7 @@
         <w:spacing w:before="240" w:after="80"/>
       </w:pPr>
       <w:r>
-        <w:t>8-2. 新しい種類の機器を入れるとき</w:t>
+        <w:t>8-1. 機器を1台増やすとき</w:t>
       </w:r>
     </w:p>
     <w:p>
@@ -18218,7 +19166,7 @@
         <w:spacing w:after="80"/>
       </w:pPr>
       <w:r>
-        <w:t>点検表マスタで点検表を作る（名前と点検区分）。</w:t>
+        <w:t>メーカー・保管場所が未登録ならそちらを先に登録する。</w:t>
       </w:r>
     </w:p>
     <w:p>
@@ -18231,7 +19179,7 @@
         <w:spacing w:after="80"/>
       </w:pPr>
       <w:r>
-        <w:t>点検項目マスタで項目を1つずつ足す。表示順は10・20・30…と飛ばしておくと、あとから間に挟める。</w:t>
+        <w:t>機器区分を確認する。似た区分が無ければ新しく作り、点検表と周期を設定する。</w:t>
       </w:r>
     </w:p>
     <w:p>
@@ -18244,7 +19192,7 @@
         <w:spacing w:after="80"/>
       </w:pPr>
       <w:r>
-        <w:t>機器区分マスタで区分を作り、いま作った点検表と点検周期を設定する。</w:t>
+        <w:t>機器タブで「✨ 新規追加」。同型機があるなら、その行を「📄 複製」すると早い。</w:t>
       </w:r>
     </w:p>
     <w:p>
@@ -18257,7 +19205,7 @@
         <w:spacing w:after="80"/>
       </w:pPr>
       <w:r>
-        <w:t>機器マスタで機器を登録し、その区分を選ぶ。</w:t>
+        <w:t>登録者と導入日を入れて保存。導入の履歴が自動で残る。</w:t>
       </w:r>
     </w:p>
     <w:p>
@@ -18270,6 +19218,93 @@
         <w:spacing w:after="80"/>
       </w:pPr>
       <w:r>
+        <w:t>📎 から取説を入れ、代表写真を1枚貼る。</w:t>
+      </w:r>
+    </w:p>
+    <w:p>
+      <w:pPr>
+        <w:pStyle w:val="a4"/>
+        <w:numPr>
+          <w:ilvl w:val="0"/>
+          <w:numId w:val="8"/>
+        </w:numPr>
+        <w:spacing w:after="80"/>
+      </w:pPr>
+      <w:r>
+        <w:t>QRラベル画面でその機器を絞り込んで印刷し、機器に貼る。</w:t>
+      </w:r>
+    </w:p>
+    <w:p>
+      <w:pPr>
+        <w:pStyle w:val="2"/>
+        <w:spacing w:before="240" w:after="80"/>
+      </w:pPr>
+      <w:r>
+        <w:t>8-2. 新しい種類の機器を入れるとき</w:t>
+      </w:r>
+    </w:p>
+    <w:p>
+      <w:pPr>
+        <w:pStyle w:val="a4"/>
+        <w:numPr>
+          <w:ilvl w:val="0"/>
+          <w:numId w:val="9"/>
+        </w:numPr>
+        <w:spacing w:after="80"/>
+      </w:pPr>
+      <w:r>
+        <w:t>点検表マスタで点検表を作る（名前と点検区分）。</w:t>
+      </w:r>
+    </w:p>
+    <w:p>
+      <w:pPr>
+        <w:pStyle w:val="a4"/>
+        <w:numPr>
+          <w:ilvl w:val="0"/>
+          <w:numId w:val="9"/>
+        </w:numPr>
+        <w:spacing w:after="80"/>
+      </w:pPr>
+      <w:r>
+        <w:t>点検項目マスタで項目を1つずつ足す。表示順は10・20・30…と飛ばしておくと、あとから間に挟める。</w:t>
+      </w:r>
+    </w:p>
+    <w:p>
+      <w:pPr>
+        <w:pStyle w:val="a4"/>
+        <w:numPr>
+          <w:ilvl w:val="0"/>
+          <w:numId w:val="9"/>
+        </w:numPr>
+        <w:spacing w:after="80"/>
+      </w:pPr>
+      <w:r>
+        <w:t>機器区分マスタで区分を作り、いま作った点検表と点検周期を設定する。</w:t>
+      </w:r>
+    </w:p>
+    <w:p>
+      <w:pPr>
+        <w:pStyle w:val="a4"/>
+        <w:numPr>
+          <w:ilvl w:val="0"/>
+          <w:numId w:val="9"/>
+        </w:numPr>
+        <w:spacing w:after="80"/>
+      </w:pPr>
+      <w:r>
+        <w:t>機器マスタで機器を登録し、その区分を選ぶ。</w:t>
+      </w:r>
+    </w:p>
+    <w:p>
+      <w:pPr>
+        <w:pStyle w:val="a4"/>
+        <w:numPr>
+          <w:ilvl w:val="0"/>
+          <w:numId w:val="9"/>
+        </w:numPr>
+        <w:spacing w:after="80"/>
+      </w:pPr>
+      <w:r>
         <w:t>点検画面を自分で開いて、項目が想定どおり出るか確かめる。</w:t>
       </w:r>
     </w:p>
@@ -18292,7 +19327,7 @@
         <w:spacing w:after="80"/>
       </w:pPr>
       <w:r>
-        <w:t>台帳ビューの「点検期限切れ」カードを見て、過ぎている機器を各部署へ連絡する</w:t>
+        <w:t>台帳ビューの「点検期限切れ」カードを見て、過ぎている機器を各部署へ連絡する。「期限が近い」の業者点検は、このタイミングで業者へ日程の連絡をしておく</w:t>
       </w:r>
     </w:p>
     <w:p>
@@ -18357,16 +19392,7 @@
         <w:spacing w:after="80"/>
       </w:pPr>
       <w:r>
-        <w:t>__LOG シートで「送れなかった」の行が無いか見る。種別 LINEWORKS の行なら、IDが変わったか、Botの利用範囲から外れている。種別 MAIL の行なら、アドレスの打ち間違いか、相手がアドレスを変えた</w:t>
-      </w:r>
-    </w:p>
-    <w:p>
-      <w:pPr>
-        <w:pStyle w:val="2"/>
-        <w:spacing w:before="240" w:after="80"/>
-      </w:pPr>
-      <w:r>
-        <w:t>8-4. 年ごと</w:t>
+        <w:t>帳票で今年度の保守点検計画を作り、赤い ✕ が無いか見る。あれば、その部署に点検を頼む</w:t>
       </w:r>
     </w:p>
     <w:p>
@@ -18379,7 +19405,7 @@
         <w:spacing w:after="80"/>
       </w:pPr>
       <w:r>
-        <w:t>ユーザーマスタを見直す。退職・異動した人を無効にする</w:t>
+        <w:t>毎月1日に届く月次サマリーで、実施率の低い部署と、30日を超えて修理中の機器を確かめる</w:t>
       </w:r>
     </w:p>
     <w:p>
@@ -18392,7 +19418,16 @@
         <w:spacing w:after="80"/>
       </w:pPr>
       <w:r>
-        <w:t>保管場所と部署の増減を反映する</w:t>
+        <w:t>__LOG シートで「送れなかった」の行が無いか見る。種別 LINEWORKS の行なら、IDが変わったか、Botの利用範囲から外れている。種別 MAIL の行なら、アドレスの打ち間違いか、相手がアドレスを変えた</w:t>
+      </w:r>
+    </w:p>
+    <w:p>
+      <w:pPr>
+        <w:pStyle w:val="2"/>
+        <w:spacing w:before="240" w:after="80"/>
+      </w:pPr>
+      <w:r>
+        <w:t>8-4. 年ごと</w:t>
       </w:r>
     </w:p>
     <w:p>
@@ -18405,7 +19440,46 @@
         <w:spacing w:after="80"/>
       </w:pPr>
       <w:r>
+        <w:t>ユーザーマスタを見直す。退職・異動した人を無効にする</w:t>
+      </w:r>
+    </w:p>
+    <w:p>
+      <w:pPr>
+        <w:pStyle w:val="a4"/>
+        <w:numPr>
+          <w:ilvl w:val="0"/>
+          <w:numId w:val="2"/>
+        </w:numPr>
+        <w:spacing w:after="80"/>
+      </w:pPr>
+      <w:r>
+        <w:t>保管場所と部署の増減を反映する</w:t>
+      </w:r>
+    </w:p>
+    <w:p>
+      <w:pPr>
+        <w:pStyle w:val="a4"/>
+        <w:numPr>
+          <w:ilvl w:val="0"/>
+          <w:numId w:val="2"/>
+        </w:numPr>
+        <w:spacing w:after="80"/>
+      </w:pPr>
+      <w:r>
         <w:t>機器区分の点検周期が実態に合っているか見直す</w:t>
+      </w:r>
+    </w:p>
+    <w:p>
+      <w:pPr>
+        <w:pStyle w:val="a4"/>
+        <w:numPr>
+          <w:ilvl w:val="0"/>
+          <w:numId w:val="2"/>
+        </w:numPr>
+        <w:spacing w:after="80"/>
+      </w:pPr>
+      <w:r>
+        <w:t>年度初めに保守点検計画を印刷し、医療機器安全管理責任者の確認印をもらって保管する。前年度の「保守点検・修理の記録」も印刷して一緒に綴じておく</w:t>
       </w:r>
     </w:p>
     <w:p>
@@ -18998,7 +20072,7 @@
               <w:rPr>
                 <w:sz w:val="18"/>
               </w:rPr>
-              <w:t>30日経った、またはブラウザのデータを消した</w:t>
+              <w:t>30日経った、ブラウザのデータを消した、または点検画面のパスワードが変わった</w:t>
             </w:r>
           </w:p>
         </w:tc>
@@ -19021,7 +20095,7 @@
               <w:rPr>
                 <w:sz w:val="18"/>
               </w:rPr>
-              <w:t>パスワードを入れ直す</w:t>
+              <w:t>パスワードを入れ直す。点検画面のパスワードを変えると、ログイン中の全員が1回戻る</w:t>
             </w:r>
           </w:p>
         </w:tc>
@@ -19046,6 +20120,290 @@
               <w:rPr>
                 <w:sz w:val="18"/>
               </w:rPr>
+              <w:t>点検画面で「GASからJSONが返りませんでした」と出てログインできない</w:t>
+            </w:r>
+          </w:p>
+        </w:tc>
+        <w:tc>
+          <w:tcPr>
+            <w:tcW w:type="dxa" w:w="2808"/>
+            <w:tcMar>
+              <w:top w:w="60" w:type="dxa"/>
+              <w:left w:w="100" w:type="dxa"/>
+              <w:bottom w:w="60" w:type="dxa"/>
+              <w:right w:w="100" w:type="dxa"/>
+            </w:tcMar>
+          </w:tcPr>
+          <w:p>
+            <w:pPr>
+              <w:spacing w:before="0" w:after="0"/>
+            </w:pPr>
+            <w:r/>
+            <w:r>
+              <w:rPr>
+                <w:sz w:val="18"/>
+              </w:rPr>
+              <w:t>GAS側のファイルに誤りがあって、GASが動いていない（同じ中身を2つのファイルに貼った、など）</w:t>
+            </w:r>
+          </w:p>
+        </w:tc>
+        <w:tc>
+          <w:tcPr>
+            <w:tcW w:type="dxa" w:w="4023"/>
+            <w:tcMar>
+              <w:top w:w="60" w:type="dxa"/>
+              <w:left w:w="100" w:type="dxa"/>
+              <w:bottom w:w="60" w:type="dxa"/>
+              <w:right w:w="100" w:type="dxa"/>
+            </w:tcMar>
+          </w:tcPr>
+          <w:p>
+            <w:pPr>
+              <w:spacing w:before="0" w:after="0"/>
+            </w:pPr>
+            <w:r/>
+            <w:r>
+              <w:rPr>
+                <w:sz w:val="18"/>
+              </w:rPr>
+              <w:t>スクリプトエディタで cfApiTest を実行する。「has already been declared」と出たら、名前の出ている定数を各ファイルで探し、重複している方を消す。直したら新バージョンでデプロイ</w:t>
+            </w:r>
+          </w:p>
+        </w:tc>
+      </w:tr>
+      <w:tr>
+        <w:tc>
+          <w:tcPr>
+            <w:tcW w:type="dxa" w:w="2527"/>
+            <w:tcMar>
+              <w:top w:w="60" w:type="dxa"/>
+              <w:left w:w="100" w:type="dxa"/>
+              <w:bottom w:w="60" w:type="dxa"/>
+              <w:right w:w="100" w:type="dxa"/>
+            </w:tcMar>
+          </w:tcPr>
+          <w:p>
+            <w:pPr>
+              <w:spacing w:before="0" w:after="0"/>
+            </w:pPr>
+            <w:r/>
+            <w:r>
+              <w:rPr>
+                <w:sz w:val="18"/>
+              </w:rPr>
+              <w:t>毎月点検の機器が「期限が近い」になかなか出てこない</w:t>
+            </w:r>
+          </w:p>
+        </w:tc>
+        <w:tc>
+          <w:tcPr>
+            <w:tcW w:type="dxa" w:w="2808"/>
+            <w:tcMar>
+              <w:top w:w="60" w:type="dxa"/>
+              <w:left w:w="100" w:type="dxa"/>
+              <w:bottom w:w="60" w:type="dxa"/>
+              <w:right w:w="100" w:type="dxa"/>
+            </w:tcMar>
+          </w:tcPr>
+          <w:p>
+            <w:pPr>
+              <w:spacing w:before="0" w:after="0"/>
+            </w:pPr>
+            <w:r/>
+            <w:r>
+              <w:rPr>
+                <w:sz w:val="18"/>
+              </w:rPr>
+              <w:t>1か月周期の「期限が近い」は7日前から。8日以上先は出ない作り</w:t>
+            </w:r>
+          </w:p>
+        </w:tc>
+        <w:tc>
+          <w:tcPr>
+            <w:tcW w:type="dxa" w:w="4023"/>
+            <w:tcMar>
+              <w:top w:w="60" w:type="dxa"/>
+              <w:left w:w="100" w:type="dxa"/>
+              <w:bottom w:w="60" w:type="dxa"/>
+              <w:right w:w="100" w:type="dxa"/>
+            </w:tcMar>
+          </w:tcPr>
+          <w:p>
+            <w:pPr>
+              <w:spacing w:before="0" w:after="0"/>
+            </w:pPr>
+            <w:r/>
+            <w:r>
+              <w:rPr>
+                <w:sz w:val="18"/>
+              </w:rPr>
+              <w:t>正常。毎月点検の機器は、7日以内（オレンジ）になってから出る</w:t>
+            </w:r>
+          </w:p>
+        </w:tc>
+      </w:tr>
+      <w:tr>
+        <w:tc>
+          <w:tcPr>
+            <w:tcW w:type="dxa" w:w="2527"/>
+            <w:tcMar>
+              <w:top w:w="60" w:type="dxa"/>
+              <w:left w:w="100" w:type="dxa"/>
+              <w:bottom w:w="60" w:type="dxa"/>
+              <w:right w:w="100" w:type="dxa"/>
+            </w:tcMar>
+          </w:tcPr>
+          <w:p>
+            <w:pPr>
+              <w:spacing w:before="0" w:after="0"/>
+            </w:pPr>
+            <w:r/>
+            <w:r>
+              <w:rPr>
+                <w:sz w:val="18"/>
+              </w:rPr>
+              <w:t>点検画面の「点検の期限」に業者点検の機器が出ない</w:t>
+            </w:r>
+          </w:p>
+        </w:tc>
+        <w:tc>
+          <w:tcPr>
+            <w:tcW w:type="dxa" w:w="2808"/>
+            <w:tcMar>
+              <w:top w:w="60" w:type="dxa"/>
+              <w:left w:w="100" w:type="dxa"/>
+              <w:bottom w:w="60" w:type="dxa"/>
+              <w:right w:w="100" w:type="dxa"/>
+            </w:tcMar>
+          </w:tcPr>
+          <w:p>
+            <w:pPr>
+              <w:spacing w:before="0" w:after="0"/>
+            </w:pPr>
+            <w:r/>
+            <w:r>
+              <w:rPr>
+                <w:sz w:val="18"/>
+              </w:rPr>
+              <w:t>現場向けの一覧は部署点検だけを数えている</w:t>
+            </w:r>
+          </w:p>
+        </w:tc>
+        <w:tc>
+          <w:tcPr>
+            <w:tcW w:type="dxa" w:w="4023"/>
+            <w:tcMar>
+              <w:top w:w="60" w:type="dxa"/>
+              <w:left w:w="100" w:type="dxa"/>
+              <w:bottom w:w="60" w:type="dxa"/>
+              <w:right w:w="100" w:type="dxa"/>
+            </w:tcMar>
+          </w:tcPr>
+          <w:p>
+            <w:pPr>
+              <w:spacing w:before="0" w:after="0"/>
+            </w:pPr>
+            <w:r/>
+            <w:r>
+              <w:rPr>
+                <w:sz w:val="18"/>
+              </w:rPr>
+              <w:t>業者点検は台帳ビューのカードで確認する</w:t>
+            </w:r>
+          </w:p>
+        </w:tc>
+      </w:tr>
+      <w:tr>
+        <w:tc>
+          <w:tcPr>
+            <w:tcW w:type="dxa" w:w="2527"/>
+            <w:tcMar>
+              <w:top w:w="60" w:type="dxa"/>
+              <w:left w:w="100" w:type="dxa"/>
+              <w:bottom w:w="60" w:type="dxa"/>
+              <w:right w:w="100" w:type="dxa"/>
+            </w:tcMar>
+          </w:tcPr>
+          <w:p>
+            <w:pPr>
+              <w:spacing w:before="0" w:after="0"/>
+            </w:pPr>
+            <w:r/>
+            <w:r>
+              <w:rPr>
+                <w:sz w:val="18"/>
+              </w:rPr>
+              <w:t>点検画面の「点検の期限」が出ない</w:t>
+            </w:r>
+          </w:p>
+        </w:tc>
+        <w:tc>
+          <w:tcPr>
+            <w:tcW w:type="dxa" w:w="2808"/>
+            <w:tcMar>
+              <w:top w:w="60" w:type="dxa"/>
+              <w:left w:w="100" w:type="dxa"/>
+              <w:bottom w:w="60" w:type="dxa"/>
+              <w:right w:w="100" w:type="dxa"/>
+            </w:tcMar>
+          </w:tcPr>
+          <w:p>
+            <w:pPr>
+              <w:spacing w:before="0" w:after="0"/>
+            </w:pPr>
+            <w:r/>
+            <w:r>
+              <w:rPr>
+                <w:sz w:val="18"/>
+              </w:rPr>
+              <w:t>期限を取りに行けなかった（通信の不調など）。出せないときは枠ごと隠れる</w:t>
+            </w:r>
+          </w:p>
+        </w:tc>
+        <w:tc>
+          <w:tcPr>
+            <w:tcW w:type="dxa" w:w="4023"/>
+            <w:tcMar>
+              <w:top w:w="60" w:type="dxa"/>
+              <w:left w:w="100" w:type="dxa"/>
+              <w:bottom w:w="60" w:type="dxa"/>
+              <w:right w:w="100" w:type="dxa"/>
+            </w:tcMar>
+          </w:tcPr>
+          <w:p>
+            <w:pPr>
+              <w:spacing w:before="0" w:after="0"/>
+            </w:pPr>
+            <w:r/>
+            <w:r>
+              <w:rPr>
+                <w:sz w:val="18"/>
+              </w:rPr>
+              <w:t>点検はそのままできる。画面を開き直すと出る</w:t>
+            </w:r>
+          </w:p>
+        </w:tc>
+      </w:tr>
+      <w:tr>
+        <w:tc>
+          <w:tcPr>
+            <w:tcW w:type="dxa" w:w="2527"/>
+            <w:tcMar>
+              <w:top w:w="60" w:type="dxa"/>
+              <w:left w:w="100" w:type="dxa"/>
+              <w:bottom w:w="60" w:type="dxa"/>
+              <w:right w:w="100" w:type="dxa"/>
+            </w:tcMar>
+          </w:tcPr>
+          <w:p>
+            <w:pPr>
+              <w:spacing w:before="0" w:after="0"/>
+            </w:pPr>
+            <w:r/>
+            <w:r>
+              <w:rPr>
+                <w:sz w:val="18"/>
+              </w:rPr>
               <w:t>代表写真が古いまま</w:t>
             </w:r>
           </w:p>
@@ -19472,6 +20830,361 @@
               <w:rPr>
                 <w:sz w:val="18"/>
               </w:rPr>
+              <w:t>帳票に機器が1台も出ない</w:t>
+            </w:r>
+          </w:p>
+        </w:tc>
+        <w:tc>
+          <w:tcPr>
+            <w:tcW w:type="dxa" w:w="2808"/>
+            <w:tcMar>
+              <w:top w:w="60" w:type="dxa"/>
+              <w:left w:w="100" w:type="dxa"/>
+              <w:bottom w:w="60" w:type="dxa"/>
+              <w:right w:w="100" w:type="dxa"/>
+            </w:tcMar>
+          </w:tcPr>
+          <w:p>
+            <w:pPr>
+              <w:spacing w:before="0" w:after="0"/>
+            </w:pPr>
+            <w:r/>
+            <w:r>
+              <w:rPr>
+                <w:sz w:val="18"/>
+              </w:rPr>
+              <w:t>対象が「特定保守管理医療機器のみ」で、その区分に 〇 が付いていない</w:t>
+            </w:r>
+          </w:p>
+        </w:tc>
+        <w:tc>
+          <w:tcPr>
+            <w:tcW w:type="dxa" w:w="4023"/>
+            <w:tcMar>
+              <w:top w:w="60" w:type="dxa"/>
+              <w:left w:w="100" w:type="dxa"/>
+              <w:bottom w:w="60" w:type="dxa"/>
+              <w:right w:w="100" w:type="dxa"/>
+            </w:tcMar>
+          </w:tcPr>
+          <w:p>
+            <w:pPr>
+              <w:spacing w:before="0" w:after="0"/>
+            </w:pPr>
+            <w:r/>
+            <w:r>
+              <w:rPr>
+                <w:sz w:val="18"/>
+              </w:rPr>
+              <w:t>対象を「すべての機器」にするか、機器区分マスタの「特定保守管理医療機器」に 〇 を付ける</w:t>
+            </w:r>
+          </w:p>
+        </w:tc>
+      </w:tr>
+      <w:tr>
+        <w:tc>
+          <w:tcPr>
+            <w:tcW w:type="dxa" w:w="2527"/>
+            <w:tcMar>
+              <w:top w:w="60" w:type="dxa"/>
+              <w:left w:w="100" w:type="dxa"/>
+              <w:bottom w:w="60" w:type="dxa"/>
+              <w:right w:w="100" w:type="dxa"/>
+            </w:tcMar>
+          </w:tcPr>
+          <w:p>
+            <w:pPr>
+              <w:spacing w:before="0" w:after="0"/>
+            </w:pPr>
+            <w:r/>
+            <w:r>
+              <w:rPr>
+                <w:sz w:val="18"/>
+              </w:rPr>
+              <w:t>保守点検計画が ✕ だらけになる</w:t>
+            </w:r>
+          </w:p>
+        </w:tc>
+        <w:tc>
+          <w:tcPr>
+            <w:tcW w:type="dxa" w:w="2808"/>
+            <w:tcMar>
+              <w:top w:w="60" w:type="dxa"/>
+              <w:left w:w="100" w:type="dxa"/>
+              <w:bottom w:w="60" w:type="dxa"/>
+              <w:right w:w="100" w:type="dxa"/>
+            </w:tcMar>
+          </w:tcPr>
+          <w:p>
+            <w:pPr>
+              <w:spacing w:before="0" w:after="0"/>
+            </w:pPr>
+            <w:r/>
+            <w:r>
+              <w:rPr>
+                <w:sz w:val="18"/>
+              </w:rPr>
+              <w:t>システムで記録し始める前の月まで「実施なし」と数えている</w:t>
+            </w:r>
+          </w:p>
+        </w:tc>
+        <w:tc>
+          <w:tcPr>
+            <w:tcW w:type="dxa" w:w="4023"/>
+            <w:tcMar>
+              <w:top w:w="60" w:type="dxa"/>
+              <w:left w:w="100" w:type="dxa"/>
+              <w:bottom w:w="60" w:type="dxa"/>
+              <w:right w:w="100" w:type="dxa"/>
+            </w:tcMar>
+          </w:tcPr>
+          <w:p>
+            <w:pPr>
+              <w:spacing w:before="0" w:after="0"/>
+            </w:pPr>
+            <w:r/>
+            <w:r>
+              <w:rPr>
+                <w:sz w:val="18"/>
+              </w:rPr>
+              <w:t>「システムで記録し始めた月」を入れる。それより前の予定は灰色の○になる</w:t>
+            </w:r>
+          </w:p>
+        </w:tc>
+      </w:tr>
+      <w:tr>
+        <w:tc>
+          <w:tcPr>
+            <w:tcW w:type="dxa" w:w="2527"/>
+            <w:tcMar>
+              <w:top w:w="60" w:type="dxa"/>
+              <w:left w:w="100" w:type="dxa"/>
+              <w:bottom w:w="60" w:type="dxa"/>
+              <w:right w:w="100" w:type="dxa"/>
+            </w:tcMar>
+          </w:tcPr>
+          <w:p>
+            <w:pPr>
+              <w:spacing w:before="0" w:after="0"/>
+            </w:pPr>
+            <w:r/>
+            <w:r>
+              <w:rPr>
+                <w:sz w:val="18"/>
+              </w:rPr>
+              <w:t>計画に予定が1つも立たない機器がある</w:t>
+            </w:r>
+          </w:p>
+        </w:tc>
+        <w:tc>
+          <w:tcPr>
+            <w:tcW w:type="dxa" w:w="2808"/>
+            <w:tcMar>
+              <w:top w:w="60" w:type="dxa"/>
+              <w:left w:w="100" w:type="dxa"/>
+              <w:bottom w:w="60" w:type="dxa"/>
+              <w:right w:w="100" w:type="dxa"/>
+            </w:tcMar>
+          </w:tcPr>
+          <w:p>
+            <w:pPr>
+              <w:spacing w:before="0" w:after="0"/>
+            </w:pPr>
+            <w:r/>
+            <w:r>
+              <w:rPr>
+                <w:sz w:val="18"/>
+              </w:rPr>
+              <w:t>機器区分に点検周期が入っていない</w:t>
+            </w:r>
+          </w:p>
+        </w:tc>
+        <w:tc>
+          <w:tcPr>
+            <w:tcW w:type="dxa" w:w="4023"/>
+            <w:tcMar>
+              <w:top w:w="60" w:type="dxa"/>
+              <w:left w:w="100" w:type="dxa"/>
+              <w:bottom w:w="60" w:type="dxa"/>
+              <w:right w:w="100" w:type="dxa"/>
+            </w:tcMar>
+          </w:tcPr>
+          <w:p>
+            <w:pPr>
+              <w:spacing w:before="0" w:after="0"/>
+            </w:pPr>
+            <w:r/>
+            <w:r>
+              <w:rPr>
+                <w:sz w:val="18"/>
+              </w:rPr>
+              <w:t>機器区分マスタで部署点検周期・業者点検周期を入れる。計画の下の「確認が必要な機器」にも出ている</w:t>
+            </w:r>
+          </w:p>
+        </w:tc>
+      </w:tr>
+      <w:tr>
+        <w:tc>
+          <w:tcPr>
+            <w:tcW w:type="dxa" w:w="2527"/>
+            <w:tcMar>
+              <w:top w:w="60" w:type="dxa"/>
+              <w:left w:w="100" w:type="dxa"/>
+              <w:bottom w:w="60" w:type="dxa"/>
+              <w:right w:w="100" w:type="dxa"/>
+            </w:tcMar>
+          </w:tcPr>
+          <w:p>
+            <w:pPr>
+              <w:spacing w:before="0" w:after="0"/>
+            </w:pPr>
+            <w:r/>
+            <w:r>
+              <w:rPr>
+                <w:sz w:val="18"/>
+              </w:rPr>
+              <w:t>設定画面で保存すると「ほかの人が先に設定を変えました」</w:t>
+            </w:r>
+          </w:p>
+        </w:tc>
+        <w:tc>
+          <w:tcPr>
+            <w:tcW w:type="dxa" w:w="2808"/>
+            <w:tcMar>
+              <w:top w:w="60" w:type="dxa"/>
+              <w:left w:w="100" w:type="dxa"/>
+              <w:bottom w:w="60" w:type="dxa"/>
+              <w:right w:w="100" w:type="dxa"/>
+            </w:tcMar>
+          </w:tcPr>
+          <w:p>
+            <w:pPr>
+              <w:spacing w:before="0" w:after="0"/>
+            </w:pPr>
+            <w:r/>
+            <w:r>
+              <w:rPr>
+                <w:sz w:val="18"/>
+              </w:rPr>
+              <w:t>開いている間に、別の管理者が設定を変えた</w:t>
+            </w:r>
+          </w:p>
+        </w:tc>
+        <w:tc>
+          <w:tcPr>
+            <w:tcW w:type="dxa" w:w="4023"/>
+            <w:tcMar>
+              <w:top w:w="60" w:type="dxa"/>
+              <w:left w:w="100" w:type="dxa"/>
+              <w:bottom w:w="60" w:type="dxa"/>
+              <w:right w:w="100" w:type="dxa"/>
+            </w:tcMar>
+          </w:tcPr>
+          <w:p>
+            <w:pPr>
+              <w:spacing w:before="0" w:after="0"/>
+            </w:pPr>
+            <w:r/>
+            <w:r>
+              <w:rPr>
+                <w:sz w:val="18"/>
+              </w:rPr>
+              <w:t>画面を読み込み直して、もう一度変える。相手の変更は消えていない</w:t>
+            </w:r>
+          </w:p>
+        </w:tc>
+      </w:tr>
+      <w:tr>
+        <w:tc>
+          <w:tcPr>
+            <w:tcW w:type="dxa" w:w="2527"/>
+            <w:tcMar>
+              <w:top w:w="60" w:type="dxa"/>
+              <w:left w:w="100" w:type="dxa"/>
+              <w:bottom w:w="60" w:type="dxa"/>
+              <w:right w:w="100" w:type="dxa"/>
+            </w:tcMar>
+          </w:tcPr>
+          <w:p>
+            <w:pPr>
+              <w:spacing w:before="0" w:after="0"/>
+            </w:pPr>
+            <w:r/>
+            <w:r>
+              <w:rPr>
+                <w:sz w:val="18"/>
+              </w:rPr>
+              <w:t>設定画面で保存すると「両方に入っています」</w:t>
+            </w:r>
+          </w:p>
+        </w:tc>
+        <w:tc>
+          <w:tcPr>
+            <w:tcW w:type="dxa" w:w="2808"/>
+            <w:tcMar>
+              <w:top w:w="60" w:type="dxa"/>
+              <w:left w:w="100" w:type="dxa"/>
+              <w:bottom w:w="60" w:type="dxa"/>
+              <w:right w:w="100" w:type="dxa"/>
+            </w:tcMar>
+          </w:tcPr>
+          <w:p>
+            <w:pPr>
+              <w:spacing w:before="0" w:after="0"/>
+            </w:pPr>
+            <w:r/>
+            <w:r>
+              <w:rPr>
+                <w:sz w:val="18"/>
+              </w:rPr>
+              <w:t>同じ人が LINE WORKS とメールの両方に入っている</w:t>
+            </w:r>
+          </w:p>
+        </w:tc>
+        <w:tc>
+          <w:tcPr>
+            <w:tcW w:type="dxa" w:w="4023"/>
+            <w:tcMar>
+              <w:top w:w="60" w:type="dxa"/>
+              <w:left w:w="100" w:type="dxa"/>
+              <w:bottom w:w="60" w:type="dxa"/>
+              <w:right w:w="100" w:type="dxa"/>
+            </w:tcMar>
+          </w:tcPr>
+          <w:p>
+            <w:pPr>
+              <w:spacing w:before="0" w:after="0"/>
+            </w:pPr>
+            <w:r/>
+            <w:r>
+              <w:rPr>
+                <w:sz w:val="18"/>
+              </w:rPr>
+              <w:t>どちらか一方から消す。二重に届くのを防ぐため保存させていない</w:t>
+            </w:r>
+          </w:p>
+        </w:tc>
+      </w:tr>
+      <w:tr>
+        <w:tc>
+          <w:tcPr>
+            <w:tcW w:type="dxa" w:w="2527"/>
+            <w:tcMar>
+              <w:top w:w="60" w:type="dxa"/>
+              <w:left w:w="100" w:type="dxa"/>
+              <w:bottom w:w="60" w:type="dxa"/>
+              <w:right w:w="100" w:type="dxa"/>
+            </w:tcMar>
+          </w:tcPr>
+          <w:p>
+            <w:pPr>
+              <w:spacing w:before="0" w:after="0"/>
+            </w:pPr>
+            <w:r/>
+            <w:r>
+              <w:rPr>
+                <w:sz w:val="18"/>
+              </w:rPr>
               <w:t>メールが届かないと言われた</w:t>
             </w:r>
           </w:p>
@@ -19614,6 +21327,148 @@
               <w:rPr>
                 <w:sz w:val="18"/>
               </w:rPr>
+              <w:t>月次サマリーが届かない</w:t>
+            </w:r>
+          </w:p>
+        </w:tc>
+        <w:tc>
+          <w:tcPr>
+            <w:tcW w:type="dxa" w:w="2808"/>
+            <w:tcMar>
+              <w:top w:w="60" w:type="dxa"/>
+              <w:left w:w="100" w:type="dxa"/>
+              <w:bottom w:w="60" w:type="dxa"/>
+              <w:right w:w="100" w:type="dxa"/>
+            </w:tcMar>
+          </w:tcPr>
+          <w:p>
+            <w:pPr>
+              <w:spacing w:before="0" w:after="0"/>
+            </w:pPr>
+            <w:r/>
+            <w:r>
+              <w:rPr>
+                <w:sz w:val="18"/>
+              </w:rPr>
+              <w:t>自動送信が付いていない、止めている、送る相手のアドレスが違う</w:t>
+            </w:r>
+          </w:p>
+        </w:tc>
+        <w:tc>
+          <w:tcPr>
+            <w:tcW w:type="dxa" w:w="4023"/>
+            <w:tcMar>
+              <w:top w:w="60" w:type="dxa"/>
+              <w:left w:w="100" w:type="dxa"/>
+              <w:bottom w:w="60" w:type="dxa"/>
+              <w:right w:w="100" w:type="dxa"/>
+            </w:tcMar>
+          </w:tcPr>
+          <w:p>
+            <w:pPr>
+              <w:spacing w:before="0" w:after="0"/>
+            </w:pPr>
+            <w:r/>
+            <w:r>
+              <w:rPr>
+                <w:sz w:val="18"/>
+              </w:rPr>
+              <w:t>「🛠 設定」の「📊 月次サマリー」で、自動送信の状態と送る相手を見る。__LOG の種別 SUMMARY の行に理由が残っている</w:t>
+            </w:r>
+          </w:p>
+        </w:tc>
+      </w:tr>
+      <w:tr>
+        <w:tc>
+          <w:tcPr>
+            <w:tcW w:type="dxa" w:w="2527"/>
+            <w:tcMar>
+              <w:top w:w="60" w:type="dxa"/>
+              <w:left w:w="100" w:type="dxa"/>
+              <w:bottom w:w="60" w:type="dxa"/>
+              <w:right w:w="100" w:type="dxa"/>
+            </w:tcMar>
+          </w:tcPr>
+          <w:p>
+            <w:pPr>
+              <w:spacing w:before="0" w:after="0"/>
+            </w:pPr>
+            <w:r/>
+            <w:r>
+              <w:rPr>
+                <w:sz w:val="18"/>
+              </w:rPr>
+              <w:t>月次サマリーの実施率がやけに低い</w:t>
+            </w:r>
+          </w:p>
+        </w:tc>
+        <w:tc>
+          <w:tcPr>
+            <w:tcW w:type="dxa" w:w="2808"/>
+            <w:tcMar>
+              <w:top w:w="60" w:type="dxa"/>
+              <w:left w:w="100" w:type="dxa"/>
+              <w:bottom w:w="60" w:type="dxa"/>
+              <w:right w:w="100" w:type="dxa"/>
+            </w:tcMar>
+          </w:tcPr>
+          <w:p>
+            <w:pPr>
+              <w:spacing w:before="0" w:after="0"/>
+            </w:pPr>
+            <w:r/>
+            <w:r>
+              <w:rPr>
+                <w:sz w:val="18"/>
+              </w:rPr>
+              <w:t>システムで記録し始める前の月まで、予定として数えている</w:t>
+            </w:r>
+          </w:p>
+        </w:tc>
+        <w:tc>
+          <w:tcPr>
+            <w:tcW w:type="dxa" w:w="4023"/>
+            <w:tcMar>
+              <w:top w:w="60" w:type="dxa"/>
+              <w:left w:w="100" w:type="dxa"/>
+              <w:bottom w:w="60" w:type="dxa"/>
+              <w:right w:w="100" w:type="dxa"/>
+            </w:tcMar>
+          </w:tcPr>
+          <w:p>
+            <w:pPr>
+              <w:spacing w:before="0" w:after="0"/>
+            </w:pPr>
+            <w:r/>
+            <w:r>
+              <w:rPr>
+                <w:sz w:val="18"/>
+              </w:rPr>
+              <w:t>IT担当に、スクリプトプロパティ RECORD_SINCE に記録し始めた月（例 2026-10）を入れてもらう</w:t>
+            </w:r>
+          </w:p>
+        </w:tc>
+      </w:tr>
+      <w:tr>
+        <w:tc>
+          <w:tcPr>
+            <w:tcW w:type="dxa" w:w="2527"/>
+            <w:tcMar>
+              <w:top w:w="60" w:type="dxa"/>
+              <w:left w:w="100" w:type="dxa"/>
+              <w:bottom w:w="60" w:type="dxa"/>
+              <w:right w:w="100" w:type="dxa"/>
+            </w:tcMar>
+          </w:tcPr>
+          <w:p>
+            <w:pPr>
+              <w:spacing w:before="0" w:after="0"/>
+            </w:pPr>
+            <w:r/>
+            <w:r>
+              <w:rPr>
+                <w:sz w:val="18"/>
+              </w:rPr>
               <w:t>通知が多すぎると言われた</w:t>
             </w:r>
           </w:p>
@@ -19874,6 +21729,77 @@
                 <w:sz w:val="18"/>
               </w:rPr>
               <w:t>履歴画面の「✨ アクション登録」から故障復帰を登録する。ステータスが戻り、受け取る人たちにも届く</w:t>
+            </w:r>
+          </w:p>
+        </w:tc>
+      </w:tr>
+      <w:tr>
+        <w:tc>
+          <w:tcPr>
+            <w:tcW w:type="dxa" w:w="2527"/>
+            <w:tcMar>
+              <w:top w:w="60" w:type="dxa"/>
+              <w:left w:w="100" w:type="dxa"/>
+              <w:bottom w:w="60" w:type="dxa"/>
+              <w:right w:w="100" w:type="dxa"/>
+            </w:tcMar>
+          </w:tcPr>
+          <w:p>
+            <w:pPr>
+              <w:spacing w:before="0" w:after="0"/>
+            </w:pPr>
+            <w:r/>
+            <w:r>
+              <w:rPr>
+                <w:sz w:val="18"/>
+              </w:rPr>
+              <w:t>機器の保存で「保管場所「○○」は「△△」の場所です」と出る</w:t>
+            </w:r>
+          </w:p>
+        </w:tc>
+        <w:tc>
+          <w:tcPr>
+            <w:tcW w:type="dxa" w:w="2808"/>
+            <w:tcMar>
+              <w:top w:w="60" w:type="dxa"/>
+              <w:left w:w="100" w:type="dxa"/>
+              <w:bottom w:w="60" w:type="dxa"/>
+              <w:right w:w="100" w:type="dxa"/>
+            </w:tcMar>
+          </w:tcPr>
+          <w:p>
+            <w:pPr>
+              <w:spacing w:before="0" w:after="0"/>
+            </w:pPr>
+            <w:r/>
+            <w:r>
+              <w:rPr>
+                <w:sz w:val="18"/>
+              </w:rPr>
+              <w:t>機器の部署と、選んだ保管場所の部署が違う</w:t>
+            </w:r>
+          </w:p>
+        </w:tc>
+        <w:tc>
+          <w:tcPr>
+            <w:tcW w:type="dxa" w:w="4023"/>
+            <w:tcMar>
+              <w:top w:w="60" w:type="dxa"/>
+              <w:left w:w="100" w:type="dxa"/>
+              <w:bottom w:w="60" w:type="dxa"/>
+              <w:right w:w="100" w:type="dxa"/>
+            </w:tcMar>
+          </w:tcPr>
+          <w:p>
+            <w:pPr>
+              <w:spacing w:before="0" w:after="0"/>
+            </w:pPr>
+            <w:r/>
+            <w:r>
+              <w:rPr>
+                <w:sz w:val="18"/>
+              </w:rPr>
+              <w:t>部署を合わせるか、その部署の保管場所を選び直す。保管場所が本当に別の部署に移ったのなら、保管場所マスタの部署を先に直す</w:t>
             </w:r>
           </w:p>
         </w:tc>
@@ -19987,6 +21913,18 @@
       </w:pPr>
       <w:r>
         <w:t>スプレッドシートの「拡張機能 → Apps Script」を開き、歯車（プロジェクトの設定）の下にある「スクリプト プロパティ」で設定します。</w:t>
+      </w:r>
+    </w:p>
+    <w:p>
+      <w:pPr>
+        <w:spacing w:after="120"/>
+      </w:pPr>
+      <w:r>
+        <w:rPr>
+          <w:color w:val="7B8A84"/>
+          <w:sz w:val="18"/>
+        </w:rPr>
+        <w:t>通知を受け取る人の入れ替えと通知の一時停止は、管理画面の「🛠 設定」からできます（10-8）。ふだんはそちらを使ってください。誰がいつ何を変えたかが記録に残ります。ここで直接変えても動きますが、記録は残りません。</w:t>
       </w:r>
     </w:p>
     <w:tbl>
@@ -20105,7 +22043,7 @@
               <w:rPr>
                 <w:sz w:val="18"/>
               </w:rPr>
-              <w:t>点検画面のパスワード。現場共通</w:t>
+              <w:t>点検画面のパスワード。現場共通。GAS版も Cloudflare 版もこれ1つを見る。「🛠 設定」からも変えられる</w:t>
             </w:r>
           </w:p>
         </w:tc>
@@ -21021,15 +22959,32 @@
     </w:p>
     <w:p>
       <w:pPr>
+        <w:spacing w:after="120"/>
+      </w:pPr>
+      <w:r>
+        <w:t>パスワードは2種類で、置き場所はどちらもGASのスクリプトプロパティだけです。Cloudflare 側には持っていないので、変えるのは1か所で済みます。</w:t>
+      </w:r>
+    </w:p>
+    <w:p>
+      <w:pPr>
+        <w:pStyle w:val="3"/>
+        <w:spacing w:before="200" w:after="60"/>
+      </w:pPr>
+      <w:r>
+        <w:t>点検画面のパスワード（現場共通）</w:t>
+      </w:r>
+    </w:p>
+    <w:p>
+      <w:pPr>
         <w:pStyle w:val="a4"/>
         <w:numPr>
           <w:ilvl w:val="0"/>
-          <w:numId w:val="9"/>
+          <w:numId w:val="10"/>
         </w:numPr>
         <w:spacing w:after="80"/>
       </w:pPr>
       <w:r>
-        <w:t>上の画面で INSPECT_PW または ADMIN_PW の値を書き換えて保存する。</w:t>
+        <w:t>現場に新しいパスワードを伝える（変えた瞬間から古いパスワードでは入れなくなる）。</w:t>
       </w:r>
     </w:p>
     <w:p>
@@ -21037,12 +22992,38 @@
         <w:pStyle w:val="a4"/>
         <w:numPr>
           <w:ilvl w:val="0"/>
-          <w:numId w:val="9"/>
+          <w:numId w:val="10"/>
         </w:numPr>
         <w:spacing w:after="80"/>
       </w:pPr>
       <w:r>
-        <w:t>デプロイのやり直しは要らない。次に開いた人から新しいパスワードになる。</w:t>
+        <w:t>「🛠 設定」画面の「🔑 点検画面のパスワード」に新しいパスワードを入れる。4〜64文字、空白なし。管理パスワードと同じにはできない。</w:t>
+      </w:r>
+    </w:p>
+    <w:p>
+      <w:pPr>
+        <w:pStyle w:val="a4"/>
+        <w:numPr>
+          <w:ilvl w:val="0"/>
+          <w:numId w:val="10"/>
+        </w:numPr>
+        <w:spacing w:after="80"/>
+      </w:pPr>
+      <w:r>
+        <w:t>変更する人を選んで「💾 保存」。確認が出るので OK を押す。</w:t>
+      </w:r>
+    </w:p>
+    <w:p>
+      <w:pPr>
+        <w:pStyle w:val="a4"/>
+        <w:numPr>
+          <w:ilvl w:val="0"/>
+          <w:numId w:val="10"/>
+        </w:numPr>
+        <w:spacing w:after="80"/>
+      </w:pPr>
+      <w:r>
+        <w:t>ログイン中のスマホは、次に何か操作したときにログイン画面に戻る。新しいパスワードを入れれば、そのまま続けられる。</w:t>
       </w:r>
     </w:p>
     <w:p>
@@ -21054,7 +23035,54 @@
           <w:color w:val="7B8A84"/>
           <w:sz w:val="18"/>
         </w:rPr>
-        <w:t>既にログインしている人は、30日の期限が来るまでそのまま使えます。すぐに全員を締め出したいときは TOKEN_SECRET を変えてください。</w:t>
+        <w:t>GAS版の点検画面も Cloudflare 版も、同時に新しいパスワードになります。デプロイのやり直しも、Cloudflare の設定変更も要りません。スクリプトエディタで INSPECT_PW を直接書き換えても同じように効きますが、変更の記録は残りません。</w:t>
+      </w:r>
+    </w:p>
+    <w:p>
+      <w:pPr>
+        <w:pStyle w:val="3"/>
+        <w:spacing w:before="200" w:after="60"/>
+      </w:pPr>
+      <w:r>
+        <w:t>管理画面のパスワード</w:t>
+      </w:r>
+    </w:p>
+    <w:p>
+      <w:pPr>
+        <w:pStyle w:val="a4"/>
+        <w:numPr>
+          <w:ilvl w:val="0"/>
+          <w:numId w:val="11"/>
+        </w:numPr>
+        <w:spacing w:after="80"/>
+      </w:pPr>
+      <w:r>
+        <w:t>スクリプトエディタの「プロジェクトの設定」で ADMIN_PW の値を書き換えて保存する。設定画面からは変えられない（変え間違えると管理者が全員締め出されるため）。</w:t>
+      </w:r>
+    </w:p>
+    <w:p>
+      <w:pPr>
+        <w:pStyle w:val="a4"/>
+        <w:numPr>
+          <w:ilvl w:val="0"/>
+          <w:numId w:val="11"/>
+        </w:numPr>
+        <w:spacing w:after="80"/>
+      </w:pPr>
+      <w:r>
+        <w:t>デプロイのやり直しは要らない。次に開いた人から新しいパスワードになる。</w:t>
+      </w:r>
+    </w:p>
+    <w:p>
+      <w:pPr>
+        <w:spacing w:after="120"/>
+      </w:pPr>
+      <w:r>
+        <w:rPr>
+          <w:color w:val="7B8A84"/>
+          <w:sz w:val="18"/>
+        </w:rPr>
+        <w:t>既にログインしている管理者は、30日の期限が来るまでそのまま使えます。すぐに全員を締め出したいときは TOKEN_SECRET を変えてください。</w:t>
       </w:r>
     </w:p>
     <w:p>
@@ -21397,6 +23425,14 @@
         <w:spacing w:after="120"/>
       </w:pPr>
       <w:r>
+        <w:t>いちばん簡単なのは「🛠 設定」画面です（10-8）。1行に1人で足したり消したりして保存し、テスト送信のボタンで届くか確かめます。以下はスクリプトエディタから変えるときの手順です。</w:t>
+      </w:r>
+    </w:p>
+    <w:p>
+      <w:pPr>
+        <w:spacing w:after="120"/>
+      </w:pPr>
+      <w:r>
         <w:t>LINE WORKS で受け取る人を変えるとき</w:t>
       </w:r>
     </w:p>
@@ -21405,7 +23441,7 @@
         <w:pStyle w:val="a4"/>
         <w:numPr>
           <w:ilvl w:val="0"/>
-          <w:numId w:val="10"/>
+          <w:numId w:val="12"/>
         </w:numPr>
         <w:spacing w:after="80"/>
       </w:pPr>
@@ -21418,7 +23454,7 @@
         <w:pStyle w:val="a4"/>
         <w:numPr>
           <w:ilvl w:val="0"/>
-          <w:numId w:val="10"/>
+          <w:numId w:val="12"/>
         </w:numPr>
         <w:spacing w:after="80"/>
       </w:pPr>
@@ -21431,7 +23467,7 @@
         <w:pStyle w:val="a4"/>
         <w:numPr>
           <w:ilvl w:val="0"/>
-          <w:numId w:val="10"/>
+          <w:numId w:val="12"/>
         </w:numPr>
         <w:spacing w:after="80"/>
       </w:pPr>
@@ -21464,7 +23500,7 @@
         <w:pStyle w:val="a4"/>
         <w:numPr>
           <w:ilvl w:val="0"/>
-          <w:numId w:val="11"/>
+          <w:numId w:val="13"/>
         </w:numPr>
         <w:spacing w:after="80"/>
       </w:pPr>
@@ -21477,7 +23513,7 @@
         <w:pStyle w:val="a4"/>
         <w:numPr>
           <w:ilvl w:val="0"/>
-          <w:numId w:val="11"/>
+          <w:numId w:val="13"/>
         </w:numPr>
         <w:spacing w:after="80"/>
       </w:pPr>
@@ -21490,7 +23526,7 @@
         <w:pStyle w:val="a4"/>
         <w:numPr>
           <w:ilvl w:val="0"/>
-          <w:numId w:val="11"/>
+          <w:numId w:val="13"/>
         </w:numPr>
         <w:spacing w:after="80"/>
       </w:pPr>
@@ -21503,7 +23539,7 @@
         <w:pStyle w:val="a4"/>
         <w:numPr>
           <w:ilvl w:val="0"/>
-          <w:numId w:val="11"/>
+          <w:numId w:val="13"/>
         </w:numPr>
         <w:spacing w:after="80"/>
       </w:pPr>
@@ -21537,12 +23573,12 @@
         <w:pStyle w:val="a4"/>
         <w:numPr>
           <w:ilvl w:val="0"/>
-          <w:numId w:val="12"/>
+          <w:numId w:val="14"/>
         </w:numPr>
         <w:spacing w:after="80"/>
       </w:pPr>
       <w:r>
-        <w:t>スクリプトプロパティに LW_OFF を追加し、値を 1 にして保存する。</w:t>
+        <w:t>「🛠 設定」画面の「⛔ 通知を全部止める」をオンにして保存する（スクリプトプロパティなら LW_OFF を追加し、値を 1 にして保存する）。</w:t>
       </w:r>
     </w:p>
     <w:p>
@@ -21550,7 +23586,7 @@
         <w:pStyle w:val="a4"/>
         <w:numPr>
           <w:ilvl w:val="0"/>
-          <w:numId w:val="12"/>
+          <w:numId w:val="14"/>
         </w:numPr>
         <w:spacing w:after="80"/>
       </w:pPr>
@@ -21563,12 +23599,12 @@
         <w:pStyle w:val="a4"/>
         <w:numPr>
           <w:ilvl w:val="0"/>
-          <w:numId w:val="12"/>
+          <w:numId w:val="14"/>
         </w:numPr>
         <w:spacing w:after="80"/>
       </w:pPr>
       <w:r>
-        <w:t>再開するときは LW_OFF（MAIL_OFF）の行を削除するか、値を空にする。</w:t>
+        <w:t>再開するときは、設定画面のスイッチをオフにして保存する（スクリプトプロパティなら LW_OFF（MAIL_OFF）の行を削除するか、値を空にする）。</w:t>
       </w:r>
     </w:p>
     <w:p>
@@ -21960,7 +23996,7 @@
         <w:spacing w:after="80"/>
       </w:pPr>
       <w:r>
-        <w:t>扱うのは職員の職員番号・氏名・部署・権限のみ。患者情報は持たない</w:t>
+        <w:t>扱うのは職員の職員番号・氏名・部署のみ。患者情報は持たない</w:t>
       </w:r>
     </w:p>
     <w:p>
@@ -22030,8 +24066,980 @@
     </w:p>
     <w:p>
       <w:pPr>
-        <w:spacing w:after="200"/>
-      </w:pPr>
+        <w:pStyle w:val="2"/>
+        <w:spacing w:before="240" w:after="80"/>
+      </w:pPr>
+      <w:r>
+        <w:t>10-8. 🛠 設定画面</w:t>
+      </w:r>
+    </w:p>
+    <w:p>
+      <w:pPr>
+        <w:spacing w:after="120"/>
+      </w:pPr>
+      <w:r>
+        <w:t>通知まわりの設定と点検画面のパスワードを、スクリプトエディタを開かずに変える画面です。管理パスワードで入れます。変えられるのは次の8つだけで、それ以外の設定（管理パスワード・合言葉・LINE WORKS の接続情報）は画面からは変えられません。</w:t>
+      </w:r>
+    </w:p>
+    <w:tbl>
+      <w:tblPr>
+        <w:tblW w:w="9360" w:type="dxa"/>
+        <w:tblBorders>
+          <w:top w:val="single" w:sz="4" w:space="0" w:color="D4DAD7"/>
+          <w:left w:val="single" w:sz="4" w:space="0" w:color="D4DAD7"/>
+          <w:bottom w:val="single" w:sz="4" w:space="0" w:color="D4DAD7"/>
+          <w:right w:val="single" w:sz="4" w:space="0" w:color="D4DAD7"/>
+          <w:insideH w:val="single" w:sz="2" w:space="0" w:color="E3EAE7"/>
+          <w:insideV w:val="single" w:sz="2" w:space="0" w:color="E3EAE7"/>
+        </w:tblBorders>
+        <w:tblLayout w:type="fixed"/>
+        <w:tblLook w:firstColumn="1" w:firstRow="1" w:lastColumn="0" w:lastRow="0" w:noHBand="0" w:noVBand="1" w:val="04A0"/>
+      </w:tblPr>
+      <w:tblGrid>
+        <w:gridCol w:w="2995"/>
+        <w:gridCol w:w="6364"/>
+      </w:tblGrid>
+      <w:tr>
+        <w:trPr>
+          <w:tblHeader/>
+        </w:trPr>
+        <w:tc>
+          <w:tcPr>
+            <w:tcW w:type="dxa" w:w="2995"/>
+            <w:shd w:val="clear" w:color="auto" w:fill="EDF6F3"/>
+            <w:tcMar>
+              <w:top w:w="60" w:type="dxa"/>
+              <w:left w:w="100" w:type="dxa"/>
+              <w:bottom w:w="60" w:type="dxa"/>
+              <w:right w:w="100" w:type="dxa"/>
+            </w:tcMar>
+          </w:tcPr>
+          <w:p>
+            <w:pPr>
+              <w:spacing w:before="0" w:after="0"/>
+            </w:pPr>
+            <w:r/>
+            <w:r>
+              <w:rPr>
+                <w:b/>
+                <w:sz w:val="18"/>
+              </w:rPr>
+              <w:t>欄</w:t>
+            </w:r>
+          </w:p>
+        </w:tc>
+        <w:tc>
+          <w:tcPr>
+            <w:tcW w:type="dxa" w:w="6363"/>
+            <w:shd w:val="clear" w:color="auto" w:fill="EDF6F3"/>
+            <w:tcMar>
+              <w:top w:w="60" w:type="dxa"/>
+              <w:left w:w="100" w:type="dxa"/>
+              <w:bottom w:w="60" w:type="dxa"/>
+              <w:right w:w="100" w:type="dxa"/>
+            </w:tcMar>
+          </w:tcPr>
+          <w:p>
+            <w:pPr>
+              <w:spacing w:before="0" w:after="0"/>
+            </w:pPr>
+            <w:r/>
+            <w:r>
+              <w:rPr>
+                <w:b/>
+                <w:sz w:val="18"/>
+              </w:rPr>
+              <w:t>やること</w:t>
+            </w:r>
+          </w:p>
+        </w:tc>
+      </w:tr>
+      <w:tr>
+        <w:tc>
+          <w:tcPr>
+            <w:tcW w:type="dxa" w:w="2995"/>
+            <w:tcMar>
+              <w:top w:w="60" w:type="dxa"/>
+              <w:left w:w="100" w:type="dxa"/>
+              <w:bottom w:w="60" w:type="dxa"/>
+              <w:right w:w="100" w:type="dxa"/>
+            </w:tcMar>
+          </w:tcPr>
+          <w:p>
+            <w:pPr>
+              <w:spacing w:before="0" w:after="0"/>
+            </w:pPr>
+            <w:r/>
+            <w:r>
+              <w:rPr>
+                <w:sz w:val="18"/>
+              </w:rPr>
+              <w:t>💬 LINE WORKS で受け取る人</w:t>
+            </w:r>
+          </w:p>
+        </w:tc>
+        <w:tc>
+          <w:tcPr>
+            <w:tcW w:type="dxa" w:w="6363"/>
+            <w:tcMar>
+              <w:top w:w="60" w:type="dxa"/>
+              <w:left w:w="100" w:type="dxa"/>
+              <w:bottom w:w="60" w:type="dxa"/>
+              <w:right w:w="100" w:type="dxa"/>
+            </w:tcMar>
+          </w:tcPr>
+          <w:p>
+            <w:pPr>
+              <w:spacing w:before="0" w:after="0"/>
+            </w:pPr>
+            <w:r/>
+            <w:r>
+              <w:rPr>
+                <w:sz w:val="18"/>
+              </w:rPr>
+              <w:t>LINE WORKS のログインIDを1行に1人。「＋ 追加」で行を足し、🗑 で外す</w:t>
+            </w:r>
+          </w:p>
+        </w:tc>
+      </w:tr>
+      <w:tr>
+        <w:tc>
+          <w:tcPr>
+            <w:tcW w:type="dxa" w:w="2995"/>
+            <w:tcMar>
+              <w:top w:w="60" w:type="dxa"/>
+              <w:left w:w="100" w:type="dxa"/>
+              <w:bottom w:w="60" w:type="dxa"/>
+              <w:right w:w="100" w:type="dxa"/>
+            </w:tcMar>
+          </w:tcPr>
+          <w:p>
+            <w:pPr>
+              <w:spacing w:before="0" w:after="0"/>
+            </w:pPr>
+            <w:r/>
+            <w:r>
+              <w:rPr>
+                <w:sz w:val="18"/>
+              </w:rPr>
+              <w:t>✉️ メールで受け取る人</w:t>
+            </w:r>
+          </w:p>
+        </w:tc>
+        <w:tc>
+          <w:tcPr>
+            <w:tcW w:type="dxa" w:w="6363"/>
+            <w:tcMar>
+              <w:top w:w="60" w:type="dxa"/>
+              <w:left w:w="100" w:type="dxa"/>
+              <w:bottom w:w="60" w:type="dxa"/>
+              <w:right w:w="100" w:type="dxa"/>
+            </w:tcMar>
+          </w:tcPr>
+          <w:p>
+            <w:pPr>
+              <w:spacing w:before="0" w:after="0"/>
+            </w:pPr>
+            <w:r/>
+            <w:r>
+              <w:rPr>
+                <w:sz w:val="18"/>
+              </w:rPr>
+              <w:t>LINE WORKS を使っていない人のメールアドレスを1行に1人</w:t>
+            </w:r>
+          </w:p>
+        </w:tc>
+      </w:tr>
+      <w:tr>
+        <w:tc>
+          <w:tcPr>
+            <w:tcW w:type="dxa" w:w="2995"/>
+            <w:tcMar>
+              <w:top w:w="60" w:type="dxa"/>
+              <w:left w:w="100" w:type="dxa"/>
+              <w:bottom w:w="60" w:type="dxa"/>
+              <w:right w:w="100" w:type="dxa"/>
+            </w:tcMar>
+          </w:tcPr>
+          <w:p>
+            <w:pPr>
+              <w:spacing w:before="0" w:after="0"/>
+            </w:pPr>
+            <w:r/>
+            <w:r>
+              <w:rPr>
+                <w:sz w:val="18"/>
+              </w:rPr>
+              <w:t>↩️ メールの返信先</w:t>
+            </w:r>
+          </w:p>
+        </w:tc>
+        <w:tc>
+          <w:tcPr>
+            <w:tcW w:type="dxa" w:w="6363"/>
+            <w:tcMar>
+              <w:top w:w="60" w:type="dxa"/>
+              <w:left w:w="100" w:type="dxa"/>
+              <w:bottom w:w="60" w:type="dxa"/>
+              <w:right w:w="100" w:type="dxa"/>
+            </w:tcMar>
+          </w:tcPr>
+          <w:p>
+            <w:pPr>
+              <w:spacing w:before="0" w:after="0"/>
+            </w:pPr>
+            <w:r/>
+            <w:r>
+              <w:rPr>
+                <w:sz w:val="18"/>
+              </w:rPr>
+              <w:t>空なら送信元へ返る</w:t>
+            </w:r>
+          </w:p>
+        </w:tc>
+      </w:tr>
+      <w:tr>
+        <w:tc>
+          <w:tcPr>
+            <w:tcW w:type="dxa" w:w="2995"/>
+            <w:tcMar>
+              <w:top w:w="60" w:type="dxa"/>
+              <w:left w:w="100" w:type="dxa"/>
+              <w:bottom w:w="60" w:type="dxa"/>
+              <w:right w:w="100" w:type="dxa"/>
+            </w:tcMar>
+          </w:tcPr>
+          <w:p>
+            <w:pPr>
+              <w:spacing w:before="0" w:after="0"/>
+            </w:pPr>
+            <w:r/>
+            <w:r>
+              <w:rPr>
+                <w:sz w:val="18"/>
+              </w:rPr>
+              <w:t>🔗 メールにリンクを入れない</w:t>
+            </w:r>
+          </w:p>
+        </w:tc>
+        <w:tc>
+          <w:tcPr>
+            <w:tcW w:type="dxa" w:w="6363"/>
+            <w:tcMar>
+              <w:top w:w="60" w:type="dxa"/>
+              <w:left w:w="100" w:type="dxa"/>
+              <w:bottom w:w="60" w:type="dxa"/>
+              <w:right w:w="100" w:type="dxa"/>
+            </w:tcMar>
+          </w:tcPr>
+          <w:p>
+            <w:pPr>
+              <w:spacing w:before="0" w:after="0"/>
+            </w:pPr>
+            <w:r/>
+            <w:r>
+              <w:rPr>
+                <w:sz w:val="18"/>
+              </w:rPr>
+              <w:t>院外の人だけに送るならオン</w:t>
+            </w:r>
+          </w:p>
+        </w:tc>
+      </w:tr>
+      <w:tr>
+        <w:tc>
+          <w:tcPr>
+            <w:tcW w:type="dxa" w:w="2995"/>
+            <w:tcMar>
+              <w:top w:w="60" w:type="dxa"/>
+              <w:left w:w="100" w:type="dxa"/>
+              <w:bottom w:w="60" w:type="dxa"/>
+              <w:right w:w="100" w:type="dxa"/>
+            </w:tcMar>
+          </w:tcPr>
+          <w:p>
+            <w:pPr>
+              <w:spacing w:before="0" w:after="0"/>
+            </w:pPr>
+            <w:r/>
+            <w:r>
+              <w:rPr>
+                <w:sz w:val="18"/>
+              </w:rPr>
+              <w:t>⏸ メールだけ止める</w:t>
+            </w:r>
+          </w:p>
+        </w:tc>
+        <w:tc>
+          <w:tcPr>
+            <w:tcW w:type="dxa" w:w="6363"/>
+            <w:tcMar>
+              <w:top w:w="60" w:type="dxa"/>
+              <w:left w:w="100" w:type="dxa"/>
+              <w:bottom w:w="60" w:type="dxa"/>
+              <w:right w:w="100" w:type="dxa"/>
+            </w:tcMar>
+          </w:tcPr>
+          <w:p>
+            <w:pPr>
+              <w:spacing w:before="0" w:after="0"/>
+            </w:pPr>
+            <w:r/>
+            <w:r>
+              <w:rPr>
+                <w:sz w:val="18"/>
+              </w:rPr>
+              <w:t>LINE WORKS はそのまま届く</w:t>
+            </w:r>
+          </w:p>
+        </w:tc>
+      </w:tr>
+      <w:tr>
+        <w:tc>
+          <w:tcPr>
+            <w:tcW w:type="dxa" w:w="2995"/>
+            <w:tcMar>
+              <w:top w:w="60" w:type="dxa"/>
+              <w:left w:w="100" w:type="dxa"/>
+              <w:bottom w:w="60" w:type="dxa"/>
+              <w:right w:w="100" w:type="dxa"/>
+            </w:tcMar>
+          </w:tcPr>
+          <w:p>
+            <w:pPr>
+              <w:spacing w:before="0" w:after="0"/>
+            </w:pPr>
+            <w:r/>
+            <w:r>
+              <w:rPr>
+                <w:sz w:val="18"/>
+              </w:rPr>
+              <w:t>📊 月次サマリーを止める</w:t>
+            </w:r>
+          </w:p>
+        </w:tc>
+        <w:tc>
+          <w:tcPr>
+            <w:tcW w:type="dxa" w:w="6363"/>
+            <w:tcMar>
+              <w:top w:w="60" w:type="dxa"/>
+              <w:left w:w="100" w:type="dxa"/>
+              <w:bottom w:w="60" w:type="dxa"/>
+              <w:right w:w="100" w:type="dxa"/>
+            </w:tcMar>
+          </w:tcPr>
+          <w:p>
+            <w:pPr>
+              <w:spacing w:before="0" w:after="0"/>
+            </w:pPr>
+            <w:r/>
+            <w:r>
+              <w:rPr>
+                <w:sz w:val="18"/>
+              </w:rPr>
+              <w:t>毎月1日の月次サマリーだけ止まる。故障の通知はそのまま届く</w:t>
+            </w:r>
+          </w:p>
+        </w:tc>
+      </w:tr>
+      <w:tr>
+        <w:tc>
+          <w:tcPr>
+            <w:tcW w:type="dxa" w:w="2995"/>
+            <w:tcMar>
+              <w:top w:w="60" w:type="dxa"/>
+              <w:left w:w="100" w:type="dxa"/>
+              <w:bottom w:w="60" w:type="dxa"/>
+              <w:right w:w="100" w:type="dxa"/>
+            </w:tcMar>
+          </w:tcPr>
+          <w:p>
+            <w:pPr>
+              <w:spacing w:before="0" w:after="0"/>
+            </w:pPr>
+            <w:r/>
+            <w:r>
+              <w:rPr>
+                <w:sz w:val="18"/>
+              </w:rPr>
+              <w:t>⛔ 通知を全部止める</w:t>
+            </w:r>
+          </w:p>
+        </w:tc>
+        <w:tc>
+          <w:tcPr>
+            <w:tcW w:type="dxa" w:w="6363"/>
+            <w:tcMar>
+              <w:top w:w="60" w:type="dxa"/>
+              <w:left w:w="100" w:type="dxa"/>
+              <w:bottom w:w="60" w:type="dxa"/>
+              <w:right w:w="100" w:type="dxa"/>
+            </w:tcMar>
+          </w:tcPr>
+          <w:p>
+            <w:pPr>
+              <w:spacing w:before="0" w:after="0"/>
+            </w:pPr>
+            <w:r/>
+            <w:r>
+              <w:rPr>
+                <w:sz w:val="18"/>
+              </w:rPr>
+              <w:t>LINE WORKS もメールも、月次サマリーも止まる。止めている間は画面の上に赤い帯が出る</w:t>
+            </w:r>
+          </w:p>
+        </w:tc>
+      </w:tr>
+      <w:tr>
+        <w:tc>
+          <w:tcPr>
+            <w:tcW w:type="dxa" w:w="2995"/>
+            <w:tcMar>
+              <w:top w:w="60" w:type="dxa"/>
+              <w:left w:w="100" w:type="dxa"/>
+              <w:bottom w:w="60" w:type="dxa"/>
+              <w:right w:w="100" w:type="dxa"/>
+            </w:tcMar>
+          </w:tcPr>
+          <w:p>
+            <w:pPr>
+              <w:spacing w:before="0" w:after="0"/>
+            </w:pPr>
+            <w:r/>
+            <w:r>
+              <w:rPr>
+                <w:sz w:val="18"/>
+              </w:rPr>
+              <w:t>🔑 点検画面のパスワード</w:t>
+            </w:r>
+          </w:p>
+        </w:tc>
+        <w:tc>
+          <w:tcPr>
+            <w:tcW w:type="dxa" w:w="6363"/>
+            <w:tcMar>
+              <w:top w:w="60" w:type="dxa"/>
+              <w:left w:w="100" w:type="dxa"/>
+              <w:bottom w:w="60" w:type="dxa"/>
+              <w:right w:w="100" w:type="dxa"/>
+            </w:tcMar>
+          </w:tcPr>
+          <w:p>
+            <w:pPr>
+              <w:spacing w:before="0" w:after="0"/>
+            </w:pPr>
+            <w:r/>
+            <w:r>
+              <w:rPr>
+                <w:sz w:val="18"/>
+              </w:rPr>
+              <w:t>現場共通のパスワード。伏せ字で出ていて、👁 で表示できる。変えると、ログイン中のスマホは次の操作でログインし直しになる（10-2）</w:t>
+            </w:r>
+          </w:p>
+        </w:tc>
+      </w:tr>
+    </w:tbl>
+    <w:p>
+      <w:pPr>
+        <w:spacing w:after="160"/>
+      </w:pPr>
+    </w:p>
+    <w:p>
+      <w:pPr>
+        <w:pStyle w:val="a4"/>
+        <w:numPr>
+          <w:ilvl w:val="0"/>
+          <w:numId w:val="15"/>
+        </w:numPr>
+        <w:spacing w:after="80"/>
+      </w:pPr>
+      <w:r>
+        <w:t>欄を直す。直すと画面の下に「✏️ 保存していない変更があります」と出る。</w:t>
+      </w:r>
+    </w:p>
+    <w:p>
+      <w:pPr>
+        <w:pStyle w:val="a4"/>
+        <w:numPr>
+          <w:ilvl w:val="0"/>
+          <w:numId w:val="15"/>
+        </w:numPr>
+        <w:spacing w:after="80"/>
+      </w:pPr>
+      <w:r>
+        <w:t>画面の下で「変更する人」を選ぶ（記録に残すため）。一度選べば次から入っている。</w:t>
+      </w:r>
+    </w:p>
+    <w:p>
+      <w:pPr>
+        <w:pStyle w:val="a4"/>
+        <w:numPr>
+          <w:ilvl w:val="0"/>
+          <w:numId w:val="15"/>
+        </w:numPr>
+        <w:spacing w:after="80"/>
+      </w:pPr>
+      <w:r>
+        <w:t>「💾 保存」を押す。変わった中身が画面の上に出る。</w:t>
+      </w:r>
+    </w:p>
+    <w:p>
+      <w:pPr>
+        <w:pStyle w:val="a4"/>
+        <w:numPr>
+          <w:ilvl w:val="0"/>
+          <w:numId w:val="15"/>
+        </w:numPr>
+        <w:spacing w:after="80"/>
+      </w:pPr>
+      <w:r>
+        <w:t>「🧪 テスト送信」で LINE WORKS かメールに1通送り、誰に届いて誰に届かなかったかを確かめる。テストは保存してからでないと押せない。</w:t>
+      </w:r>
+    </w:p>
+    <w:p>
+      <w:pPr>
+        <w:spacing w:after="120"/>
+      </w:pPr>
+      <w:r>
+        <w:t>打ち間違えたアドレスや、LINE WORKS とメールの両方に入れた人は、赤く色が付きます。そのままでは保存できません。</w:t>
+      </w:r>
+    </w:p>
+    <w:p>
+      <w:pPr>
+        <w:spacing w:after="120"/>
+      </w:pPr>
+      <w:r>
+        <w:t>画面の下半分には、接続の状態（各設定が入っているか、秘密鍵が読めるか、メールを今日あと何通送れるか）と、変更の記録（新しい順に30件）が出ます。記録は __LOG シートにも「SETTINGS」として残ります。</w:t>
+      </w:r>
+    </w:p>
+    <w:p>
+      <w:pPr>
+        <w:spacing w:after="120"/>
+      </w:pPr>
+      <w:r>
+        <w:rPr>
+          <w:color w:val="7B8A84"/>
+          <w:sz w:val="18"/>
+        </w:rPr>
+        <w:t>点検画面のパスワードの変更は記録に「変更しました」とだけ残り、値そのものは残りません。管理画面のパスワードは、この画面からは変えられません（10-2）。</w:t>
+      </w:r>
+    </w:p>
+    <w:p>
+      <w:pPr>
+        <w:pStyle w:val="2"/>
+        <w:spacing w:before="240" w:after="80"/>
+      </w:pPr>
+      <w:r>
+        <w:t>10-9. 📊 月次サマリー</w:t>
+      </w:r>
+    </w:p>
+    <w:p>
+      <w:pPr>
+        <w:spacing w:after="120"/>
+      </w:pPr>
+      <w:r>
+        <w:t>毎月1日の8時台に、先月のまとめを1通メールで送ります。送る相手は故障通知と同じ人で、LINE WORKS で受けている人にもメールで届きます（LINE WORKS のIDがメールアドレスと同じ形の場合）。</w:t>
+      </w:r>
+    </w:p>
+    <w:tbl>
+      <w:tblPr>
+        <w:tblW w:w="9360" w:type="dxa"/>
+        <w:tblBorders>
+          <w:top w:val="single" w:sz="4" w:space="0" w:color="D4DAD7"/>
+          <w:left w:val="single" w:sz="4" w:space="0" w:color="D4DAD7"/>
+          <w:bottom w:val="single" w:sz="4" w:space="0" w:color="D4DAD7"/>
+          <w:right w:val="single" w:sz="4" w:space="0" w:color="D4DAD7"/>
+          <w:insideH w:val="single" w:sz="2" w:space="0" w:color="E3EAE7"/>
+          <w:insideV w:val="single" w:sz="2" w:space="0" w:color="E3EAE7"/>
+        </w:tblBorders>
+        <w:tblLayout w:type="fixed"/>
+        <w:tblLook w:firstColumn="1" w:firstRow="1" w:lastColumn="0" w:lastRow="0" w:noHBand="0" w:noVBand="1" w:val="04A0"/>
+      </w:tblPr>
+      <w:tblGrid>
+        <w:gridCol w:w="1872"/>
+        <w:gridCol w:w="7488"/>
+      </w:tblGrid>
+      <w:tr>
+        <w:trPr>
+          <w:tblHeader/>
+        </w:trPr>
+        <w:tc>
+          <w:tcPr>
+            <w:tcW w:type="dxa" w:w="1872"/>
+            <w:shd w:val="clear" w:color="auto" w:fill="EDF6F3"/>
+            <w:tcMar>
+              <w:top w:w="60" w:type="dxa"/>
+              <w:left w:w="100" w:type="dxa"/>
+              <w:bottom w:w="60" w:type="dxa"/>
+              <w:right w:w="100" w:type="dxa"/>
+            </w:tcMar>
+          </w:tcPr>
+          <w:p>
+            <w:pPr>
+              <w:spacing w:before="0" w:after="0"/>
+            </w:pPr>
+            <w:r/>
+            <w:r>
+              <w:rPr>
+                <w:b/>
+                <w:sz w:val="18"/>
+              </w:rPr>
+              <w:t>見出し</w:t>
+            </w:r>
+          </w:p>
+        </w:tc>
+        <w:tc>
+          <w:tcPr>
+            <w:tcW w:type="dxa" w:w="7487"/>
+            <w:shd w:val="clear" w:color="auto" w:fill="EDF6F3"/>
+            <w:tcMar>
+              <w:top w:w="60" w:type="dxa"/>
+              <w:left w:w="100" w:type="dxa"/>
+              <w:bottom w:w="60" w:type="dxa"/>
+              <w:right w:w="100" w:type="dxa"/>
+            </w:tcMar>
+          </w:tcPr>
+          <w:p>
+            <w:pPr>
+              <w:spacing w:before="0" w:after="0"/>
+            </w:pPr>
+            <w:r/>
+            <w:r>
+              <w:rPr>
+                <w:b/>
+                <w:sz w:val="18"/>
+              </w:rPr>
+              <w:t>中身</w:t>
+            </w:r>
+          </w:p>
+        </w:tc>
+      </w:tr>
+      <w:tr>
+        <w:tc>
+          <w:tcPr>
+            <w:tcW w:type="dxa" w:w="1872"/>
+            <w:tcMar>
+              <w:top w:w="60" w:type="dxa"/>
+              <w:left w:w="100" w:type="dxa"/>
+              <w:bottom w:w="60" w:type="dxa"/>
+              <w:right w:w="100" w:type="dxa"/>
+            </w:tcMar>
+          </w:tcPr>
+          <w:p>
+            <w:pPr>
+              <w:spacing w:before="0" w:after="0"/>
+            </w:pPr>
+            <w:r/>
+            <w:r>
+              <w:rPr>
+                <w:sz w:val="18"/>
+              </w:rPr>
+              <w:t>✅ 部署点検</w:t>
+            </w:r>
+          </w:p>
+        </w:tc>
+        <w:tc>
+          <w:tcPr>
+            <w:tcW w:type="dxa" w:w="7487"/>
+            <w:tcMar>
+              <w:top w:w="60" w:type="dxa"/>
+              <w:left w:w="100" w:type="dxa"/>
+              <w:bottom w:w="60" w:type="dxa"/>
+              <w:right w:w="100" w:type="dxa"/>
+            </w:tcMar>
+          </w:tcPr>
+          <w:p>
+            <w:pPr>
+              <w:spacing w:before="0" w:after="0"/>
+            </w:pPr>
+            <w:r/>
+            <w:r>
+              <w:rPr>
+                <w:sz w:val="18"/>
+              </w:rPr>
+              <w:t>先月の予定 → 実施（実施率）。予定外の実施の回数。実施率の低い部署を3つまで（予定が3回以上ある部署だけで比べる）。</w:t>
+            </w:r>
+          </w:p>
+        </w:tc>
+      </w:tr>
+      <w:tr>
+        <w:tc>
+          <w:tcPr>
+            <w:tcW w:type="dxa" w:w="1872"/>
+            <w:tcMar>
+              <w:top w:w="60" w:type="dxa"/>
+              <w:left w:w="100" w:type="dxa"/>
+              <w:bottom w:w="60" w:type="dxa"/>
+              <w:right w:w="100" w:type="dxa"/>
+            </w:tcMar>
+          </w:tcPr>
+          <w:p>
+            <w:pPr>
+              <w:spacing w:before="0" w:after="0"/>
+            </w:pPr>
+            <w:r/>
+            <w:r>
+              <w:rPr>
+                <w:sz w:val="18"/>
+              </w:rPr>
+              <w:t>⏰ 点検の期限</w:t>
+            </w:r>
+          </w:p>
+        </w:tc>
+        <w:tc>
+          <w:tcPr>
+            <w:tcW w:type="dxa" w:w="7487"/>
+            <w:tcMar>
+              <w:top w:w="60" w:type="dxa"/>
+              <w:left w:w="100" w:type="dxa"/>
+              <w:bottom w:w="60" w:type="dxa"/>
+              <w:right w:w="100" w:type="dxa"/>
+            </w:tcMar>
+          </w:tcPr>
+          <w:p>
+            <w:pPr>
+              <w:spacing w:before="0" w:after="0"/>
+            </w:pPr>
+            <w:r/>
+            <w:r>
+              <w:rPr>
+                <w:sz w:val="18"/>
+              </w:rPr>
+              <w:t>送った時点の 期限切れ・7日以内・期限が近い の台数と、部署点検・業者点検の内訳。</w:t>
+            </w:r>
+          </w:p>
+        </w:tc>
+      </w:tr>
+      <w:tr>
+        <w:tc>
+          <w:tcPr>
+            <w:tcW w:type="dxa" w:w="1872"/>
+            <w:tcMar>
+              <w:top w:w="60" w:type="dxa"/>
+              <w:left w:w="100" w:type="dxa"/>
+              <w:bottom w:w="60" w:type="dxa"/>
+              <w:right w:w="100" w:type="dxa"/>
+            </w:tcMar>
+          </w:tcPr>
+          <w:p>
+            <w:pPr>
+              <w:spacing w:before="0" w:after="0"/>
+            </w:pPr>
+            <w:r/>
+            <w:r>
+              <w:rPr>
+                <w:sz w:val="18"/>
+              </w:rPr>
+              <w:t>🔧 故障</w:t>
+            </w:r>
+          </w:p>
+        </w:tc>
+        <w:tc>
+          <w:tcPr>
+            <w:tcW w:type="dxa" w:w="7487"/>
+            <w:tcMar>
+              <w:top w:w="60" w:type="dxa"/>
+              <w:left w:w="100" w:type="dxa"/>
+              <w:bottom w:w="60" w:type="dxa"/>
+              <w:right w:w="100" w:type="dxa"/>
+            </w:tcMar>
+          </w:tcPr>
+          <w:p>
+            <w:pPr>
+              <w:spacing w:before="0" w:after="0"/>
+            </w:pPr>
+            <w:r/>
+            <w:r>
+              <w:rPr>
+                <w:sz w:val="18"/>
+              </w:rPr>
+              <w:t>先月の 故障報告・故障出し・故障復帰 の件数。いま故障中・修理中の台数と、最後の故障報告（故障出し）から30日を超えた機器の名前。</w:t>
+            </w:r>
+          </w:p>
+        </w:tc>
+      </w:tr>
+      <w:tr>
+        <w:tc>
+          <w:tcPr>
+            <w:tcW w:type="dxa" w:w="1872"/>
+            <w:tcMar>
+              <w:top w:w="60" w:type="dxa"/>
+              <w:left w:w="100" w:type="dxa"/>
+              <w:bottom w:w="60" w:type="dxa"/>
+              <w:right w:w="100" w:type="dxa"/>
+            </w:tcMar>
+          </w:tcPr>
+          <w:p>
+            <w:pPr>
+              <w:spacing w:before="0" w:after="0"/>
+            </w:pPr>
+            <w:r/>
+            <w:r>
+              <w:rPr>
+                <w:sz w:val="18"/>
+              </w:rPr>
+              <w:t>💬 その他報告</w:t>
+            </w:r>
+          </w:p>
+        </w:tc>
+        <w:tc>
+          <w:tcPr>
+            <w:tcW w:type="dxa" w:w="7487"/>
+            <w:tcMar>
+              <w:top w:w="60" w:type="dxa"/>
+              <w:left w:w="100" w:type="dxa"/>
+              <w:bottom w:w="60" w:type="dxa"/>
+              <w:right w:w="100" w:type="dxa"/>
+            </w:tcMar>
+          </w:tcPr>
+          <w:p>
+            <w:pPr>
+              <w:spacing w:before="0" w:after="0"/>
+            </w:pPr>
+            <w:r/>
+            <w:r>
+              <w:rPr>
+                <w:sz w:val="18"/>
+              </w:rPr>
+              <w:t>先月の件数と、分類ごとの内訳（[分類] の頭書きから数える）。</w:t>
+            </w:r>
+          </w:p>
+        </w:tc>
+      </w:tr>
+      <w:tr>
+        <w:tc>
+          <w:tcPr>
+            <w:tcW w:type="dxa" w:w="1872"/>
+            <w:tcMar>
+              <w:top w:w="60" w:type="dxa"/>
+              <w:left w:w="100" w:type="dxa"/>
+              <w:bottom w:w="60" w:type="dxa"/>
+              <w:right w:w="100" w:type="dxa"/>
+            </w:tcMar>
+          </w:tcPr>
+          <w:p>
+            <w:pPr>
+              <w:spacing w:before="0" w:after="0"/>
+            </w:pPr>
+            <w:r/>
+            <w:r>
+              <w:rPr>
+                <w:sz w:val="18"/>
+              </w:rPr>
+              <w:t>▶ リンク</w:t>
+            </w:r>
+          </w:p>
+        </w:tc>
+        <w:tc>
+          <w:tcPr>
+            <w:tcW w:type="dxa" w:w="7487"/>
+            <w:tcMar>
+              <w:top w:w="60" w:type="dxa"/>
+              <w:left w:w="100" w:type="dxa"/>
+              <w:bottom w:w="60" w:type="dxa"/>
+              <w:right w:w="100" w:type="dxa"/>
+            </w:tcMar>
+          </w:tcPr>
+          <w:p>
+            <w:pPr>
+              <w:spacing w:before="0" w:after="0"/>
+            </w:pPr>
+            <w:r/>
+            <w:r>
+              <w:rPr>
+                <w:sz w:val="18"/>
+              </w:rPr>
+              <w:t>帳票と台帳ビューへのリンク。MAIL_NO_LINK がオンなら付けない。</w:t>
+            </w:r>
+          </w:p>
+        </w:tc>
+      </w:tr>
+    </w:tbl>
+    <w:p>
+      <w:pPr>
+        <w:spacing w:after="160"/>
+      </w:pPr>
+    </w:p>
+    <w:p>
+      <w:pPr>
+        <w:pStyle w:val="3"/>
+        <w:spacing w:before="200" w:after="60"/>
+      </w:pPr>
+      <w:r>
+        <w:t>はじめにやること（1回だけ）</w:t>
+      </w:r>
+    </w:p>
+    <w:p>
+      <w:pPr>
+        <w:pStyle w:val="a4"/>
+        <w:numPr>
+          <w:ilvl w:val="0"/>
+          <w:numId w:val="16"/>
+        </w:numPr>
+        <w:spacing w:after="80"/>
+      </w:pPr>
+      <w:r>
+        <w:t>「🛠 設定」画面の「📊 月次サマリー」で、画面の下の「変更する人」を選ぶ。</w:t>
+      </w:r>
+    </w:p>
+    <w:p>
+      <w:pPr>
+        <w:pStyle w:val="a4"/>
+        <w:numPr>
+          <w:ilvl w:val="0"/>
+          <w:numId w:val="16"/>
+        </w:numPr>
+        <w:spacing w:after="80"/>
+      </w:pPr>
+      <w:r>
+        <w:t>「⏰ 自動送信を設定」を押す。「✅ 自動送信：設定あり（毎月1日 8時台）」と出れば完了。</w:t>
+      </w:r>
+    </w:p>
+    <w:p>
+      <w:pPr>
+        <w:pStyle w:val="a4"/>
+        <w:numPr>
+          <w:ilvl w:val="0"/>
+          <w:numId w:val="16"/>
+        </w:numPr>
+        <w:spacing w:after="80"/>
+      </w:pPr>
+      <w:r>
+        <w:t>「👀 先月分を見る」で中身を確かめる。</w:t>
+      </w:r>
+    </w:p>
+    <w:p>
+      <w:pPr>
+        <w:pStyle w:val="a4"/>
+        <w:numPr>
+          <w:ilvl w:val="0"/>
+          <w:numId w:val="16"/>
+        </w:numPr>
+        <w:spacing w:after="80"/>
+      </w:pPr>
+      <w:r>
+        <w:t>「🧪 先月分をテスト送信」で、件名に【テスト】が付いたメールを全員に送る。受け取る人に、届いたか・迷惑メールに入っていないかを確かめてもらう。</w:t>
+      </w:r>
+    </w:p>
+    <w:p>
+      <w:pPr>
+        <w:spacing w:after="120"/>
+      </w:pPr>
+      <w:r>
+        <w:t>止めたいときは「📊 月次サマリーを止める」をオンにして保存します。自動送信を外したいときは「🧹 自動送信を外す」を押します。</w:t>
+      </w:r>
+    </w:p>
+    <w:p>
+      <w:pPr>
+        <w:spacing w:after="120"/>
+      </w:pPr>
+      <w:r>
+        <w:rPr>
+          <w:color w:val="7B8A84"/>
+          <w:sz w:val="18"/>
+        </w:rPr>
+        <w:t>実施率は帳票の「保守点検計画」と同じ数え方です。使い始めは低く出るので、IT担当がスクリプトプロパティ RECORD_SINCE に記録し始めた月（例 2026-10）を入れておきます。</w:t>
+      </w:r>
     </w:p>
     <w:p>
       <w:pPr>
@@ -22686,6 +25694,222 @@
     <w:nsid w:val="5100000B"/>
     <w:multiLevelType w:val="hybridMultilevel"/>
     <w:tmpl w:val="5100000B"/>
+    <w:lvl w:ilvl="0" w:tplc="2182DEC8">
+      <w:start w:val="1"/>
+      <w:numFmt w:val="decimal"/>
+      <w:lvlText w:val="%1."/>
+      <w:lvlJc w:val="left"/>
+      <w:pPr>
+        <w:ind w:left="504" w:hanging="316"/>
+      </w:pPr>
+    </w:lvl>
+    <w:lvl w:ilvl="1" w:tplc="1FF8CD3A">
+      <w:numFmt w:val="decimal"/>
+      <w:lvlText w:val=""/>
+      <w:lvlJc w:val="left"/>
+    </w:lvl>
+    <w:lvl w:ilvl="2" w:tplc="CA72166A">
+      <w:numFmt w:val="decimal"/>
+      <w:lvlText w:val=""/>
+      <w:lvlJc w:val="left"/>
+    </w:lvl>
+    <w:lvl w:ilvl="3" w:tplc="232EDC9E">
+      <w:numFmt w:val="decimal"/>
+      <w:lvlText w:val=""/>
+      <w:lvlJc w:val="left"/>
+    </w:lvl>
+    <w:lvl w:ilvl="4" w:tplc="4BA46A02">
+      <w:numFmt w:val="decimal"/>
+      <w:lvlText w:val=""/>
+      <w:lvlJc w:val="left"/>
+    </w:lvl>
+    <w:lvl w:ilvl="5" w:tplc="29EA4558">
+      <w:numFmt w:val="decimal"/>
+      <w:lvlText w:val=""/>
+      <w:lvlJc w:val="left"/>
+    </w:lvl>
+    <w:lvl w:ilvl="6" w:tplc="937C6C5A">
+      <w:numFmt w:val="decimal"/>
+      <w:lvlText w:val=""/>
+      <w:lvlJc w:val="left"/>
+    </w:lvl>
+    <w:lvl w:ilvl="7" w:tplc="4D6EC386">
+      <w:numFmt w:val="decimal"/>
+      <w:lvlText w:val=""/>
+      <w:lvlJc w:val="left"/>
+    </w:lvl>
+    <w:lvl w:ilvl="8" w:tplc="7E527ACE">
+      <w:numFmt w:val="decimal"/>
+      <w:lvlText w:val=""/>
+      <w:lvlJc w:val="left"/>
+    </w:lvl>
+  </w:abstractNum>
+  <w:abstractNum w:abstractNumId="12" w15:restartNumberingAfterBreak="0">
+    <w:nsid w:val="5100000C"/>
+    <w:multiLevelType w:val="hybridMultilevel"/>
+    <w:tmpl w:val="5100000C"/>
+    <w:lvl w:ilvl="0" w:tplc="2182DEC8">
+      <w:start w:val="1"/>
+      <w:numFmt w:val="decimal"/>
+      <w:lvlText w:val="%1."/>
+      <w:lvlJc w:val="left"/>
+      <w:pPr>
+        <w:ind w:left="504" w:hanging="316"/>
+      </w:pPr>
+    </w:lvl>
+    <w:lvl w:ilvl="1" w:tplc="1FF8CD3A">
+      <w:numFmt w:val="decimal"/>
+      <w:lvlText w:val=""/>
+      <w:lvlJc w:val="left"/>
+    </w:lvl>
+    <w:lvl w:ilvl="2" w:tplc="CA72166A">
+      <w:numFmt w:val="decimal"/>
+      <w:lvlText w:val=""/>
+      <w:lvlJc w:val="left"/>
+    </w:lvl>
+    <w:lvl w:ilvl="3" w:tplc="232EDC9E">
+      <w:numFmt w:val="decimal"/>
+      <w:lvlText w:val=""/>
+      <w:lvlJc w:val="left"/>
+    </w:lvl>
+    <w:lvl w:ilvl="4" w:tplc="4BA46A02">
+      <w:numFmt w:val="decimal"/>
+      <w:lvlText w:val=""/>
+      <w:lvlJc w:val="left"/>
+    </w:lvl>
+    <w:lvl w:ilvl="5" w:tplc="29EA4558">
+      <w:numFmt w:val="decimal"/>
+      <w:lvlText w:val=""/>
+      <w:lvlJc w:val="left"/>
+    </w:lvl>
+    <w:lvl w:ilvl="6" w:tplc="937C6C5A">
+      <w:numFmt w:val="decimal"/>
+      <w:lvlText w:val=""/>
+      <w:lvlJc w:val="left"/>
+    </w:lvl>
+    <w:lvl w:ilvl="7" w:tplc="4D6EC386">
+      <w:numFmt w:val="decimal"/>
+      <w:lvlText w:val=""/>
+      <w:lvlJc w:val="left"/>
+    </w:lvl>
+    <w:lvl w:ilvl="8" w:tplc="7E527ACE">
+      <w:numFmt w:val="decimal"/>
+      <w:lvlText w:val=""/>
+      <w:lvlJc w:val="left"/>
+    </w:lvl>
+  </w:abstractNum>
+  <w:abstractNum w:abstractNumId="13" w15:restartNumberingAfterBreak="0">
+    <w:nsid w:val="5100000D"/>
+    <w:multiLevelType w:val="hybridMultilevel"/>
+    <w:tmpl w:val="5100000D"/>
+    <w:lvl w:ilvl="0" w:tplc="2182DEC8">
+      <w:start w:val="1"/>
+      <w:numFmt w:val="decimal"/>
+      <w:lvlText w:val="%1."/>
+      <w:lvlJc w:val="left"/>
+      <w:pPr>
+        <w:ind w:left="504" w:hanging="316"/>
+      </w:pPr>
+    </w:lvl>
+    <w:lvl w:ilvl="1" w:tplc="1FF8CD3A">
+      <w:numFmt w:val="decimal"/>
+      <w:lvlText w:val=""/>
+      <w:lvlJc w:val="left"/>
+    </w:lvl>
+    <w:lvl w:ilvl="2" w:tplc="CA72166A">
+      <w:numFmt w:val="decimal"/>
+      <w:lvlText w:val=""/>
+      <w:lvlJc w:val="left"/>
+    </w:lvl>
+    <w:lvl w:ilvl="3" w:tplc="232EDC9E">
+      <w:numFmt w:val="decimal"/>
+      <w:lvlText w:val=""/>
+      <w:lvlJc w:val="left"/>
+    </w:lvl>
+    <w:lvl w:ilvl="4" w:tplc="4BA46A02">
+      <w:numFmt w:val="decimal"/>
+      <w:lvlText w:val=""/>
+      <w:lvlJc w:val="left"/>
+    </w:lvl>
+    <w:lvl w:ilvl="5" w:tplc="29EA4558">
+      <w:numFmt w:val="decimal"/>
+      <w:lvlText w:val=""/>
+      <w:lvlJc w:val="left"/>
+    </w:lvl>
+    <w:lvl w:ilvl="6" w:tplc="937C6C5A">
+      <w:numFmt w:val="decimal"/>
+      <w:lvlText w:val=""/>
+      <w:lvlJc w:val="left"/>
+    </w:lvl>
+    <w:lvl w:ilvl="7" w:tplc="4D6EC386">
+      <w:numFmt w:val="decimal"/>
+      <w:lvlText w:val=""/>
+      <w:lvlJc w:val="left"/>
+    </w:lvl>
+    <w:lvl w:ilvl="8" w:tplc="7E527ACE">
+      <w:numFmt w:val="decimal"/>
+      <w:lvlText w:val=""/>
+      <w:lvlJc w:val="left"/>
+    </w:lvl>
+  </w:abstractNum>
+  <w:abstractNum w:abstractNumId="14" w15:restartNumberingAfterBreak="0">
+    <w:nsid w:val="5100000E"/>
+    <w:multiLevelType w:val="hybridMultilevel"/>
+    <w:tmpl w:val="5100000E"/>
+    <w:lvl w:ilvl="0" w:tplc="2182DEC8">
+      <w:start w:val="1"/>
+      <w:numFmt w:val="decimal"/>
+      <w:lvlText w:val="%1."/>
+      <w:lvlJc w:val="left"/>
+      <w:pPr>
+        <w:ind w:left="504" w:hanging="316"/>
+      </w:pPr>
+    </w:lvl>
+    <w:lvl w:ilvl="1" w:tplc="1FF8CD3A">
+      <w:numFmt w:val="decimal"/>
+      <w:lvlText w:val=""/>
+      <w:lvlJc w:val="left"/>
+    </w:lvl>
+    <w:lvl w:ilvl="2" w:tplc="CA72166A">
+      <w:numFmt w:val="decimal"/>
+      <w:lvlText w:val=""/>
+      <w:lvlJc w:val="left"/>
+    </w:lvl>
+    <w:lvl w:ilvl="3" w:tplc="232EDC9E">
+      <w:numFmt w:val="decimal"/>
+      <w:lvlText w:val=""/>
+      <w:lvlJc w:val="left"/>
+    </w:lvl>
+    <w:lvl w:ilvl="4" w:tplc="4BA46A02">
+      <w:numFmt w:val="decimal"/>
+      <w:lvlText w:val=""/>
+      <w:lvlJc w:val="left"/>
+    </w:lvl>
+    <w:lvl w:ilvl="5" w:tplc="29EA4558">
+      <w:numFmt w:val="decimal"/>
+      <w:lvlText w:val=""/>
+      <w:lvlJc w:val="left"/>
+    </w:lvl>
+    <w:lvl w:ilvl="6" w:tplc="937C6C5A">
+      <w:numFmt w:val="decimal"/>
+      <w:lvlText w:val=""/>
+      <w:lvlJc w:val="left"/>
+    </w:lvl>
+    <w:lvl w:ilvl="7" w:tplc="4D6EC386">
+      <w:numFmt w:val="decimal"/>
+      <w:lvlText w:val=""/>
+      <w:lvlJc w:val="left"/>
+    </w:lvl>
+    <w:lvl w:ilvl="8" w:tplc="7E527ACE">
+      <w:numFmt w:val="decimal"/>
+      <w:lvlText w:val=""/>
+      <w:lvlJc w:val="left"/>
+    </w:lvl>
+  </w:abstractNum>
+  <w:abstractNum w:abstractNumId="15" w15:restartNumberingAfterBreak="0">
+    <w:nsid w:val="5100000F"/>
+    <w:multiLevelType w:val="hybridMultilevel"/>
+    <w:tmpl w:val="5100000F"/>
     <w:lvl w:ilvl="0" w:tplc="2182DEC8">
       <w:start w:val="1"/>
       <w:numFmt w:val="decimal"/>
@@ -22780,6 +26004,18 @@
   </w:num>
   <w:num w:numId="12">
     <w:abstractNumId w:val="11"/>
+  </w:num>
+  <w:num w:numId="13">
+    <w:abstractNumId w:val="12"/>
+  </w:num>
+  <w:num w:numId="14">
+    <w:abstractNumId w:val="13"/>
+  </w:num>
+  <w:num w:numId="15">
+    <w:abstractNumId w:val="14"/>
+  </w:num>
+  <w:num w:numId="16">
+    <w:abstractNumId w:val="15"/>
   </w:num>
 </w:numbering>
 </file>
